--- a/fuentes/CF1_240201533_DU.docx
+++ b/fuentes/CF1_240201533_DU.docx
@@ -550,6 +550,9 @@
               <w:numId w:val="0"/>
             </w:numPr>
             <w:ind w:left="709"/>
+            <w:rPr>
+              <w:noProof/>
+            </w:rPr>
           </w:pPr>
           <w:r>
             <w:t>Tabla de c</w:t>
@@ -732,7 +735,7 @@
                 <w:noProof/>
                 <w:webHidden/>
               </w:rPr>
-              <w:t>5</w:t>
+              <w:t>4</w:t>
             </w:r>
             <w:r>
               <w:rPr>
@@ -811,7 +814,7 @@
               <w:rPr>
                 <w:webHidden/>
               </w:rPr>
-              <w:t>6</w:t>
+              <w:t>5</w:t>
             </w:r>
             <w:r>
               <w:rPr>
@@ -889,7 +892,7 @@
               <w:rPr>
                 <w:webHidden/>
               </w:rPr>
-              <w:t>11</w:t>
+              <w:t>10</w:t>
             </w:r>
             <w:r>
               <w:rPr>
@@ -978,7 +981,7 @@
                 <w:noProof/>
                 <w:webHidden/>
               </w:rPr>
-              <w:t>14</w:t>
+              <w:t>13</w:t>
             </w:r>
             <w:r>
               <w:rPr>
@@ -1068,7 +1071,7 @@
                 <w:noProof/>
                 <w:webHidden/>
               </w:rPr>
-              <w:t>18</w:t>
+              <w:t>17</w:t>
             </w:r>
             <w:r>
               <w:rPr>
@@ -1158,7 +1161,7 @@
                 <w:noProof/>
                 <w:webHidden/>
               </w:rPr>
-              <w:t>22</w:t>
+              <w:t>21</w:t>
             </w:r>
             <w:r>
               <w:rPr>
@@ -1248,7 +1251,7 @@
                 <w:noProof/>
                 <w:webHidden/>
               </w:rPr>
-              <w:t>27</w:t>
+              <w:t>26</w:t>
             </w:r>
             <w:r>
               <w:rPr>
@@ -1327,7 +1330,7 @@
               <w:rPr>
                 <w:webHidden/>
               </w:rPr>
-              <w:t>29</w:t>
+              <w:t>28</w:t>
             </w:r>
             <w:r>
               <w:rPr>
@@ -1416,7 +1419,7 @@
                 <w:noProof/>
                 <w:webHidden/>
               </w:rPr>
-              <w:t>32</w:t>
+              <w:t>31</w:t>
             </w:r>
             <w:r>
               <w:rPr>
@@ -1488,7 +1491,7 @@
                 <w:noProof/>
                 <w:webHidden/>
               </w:rPr>
-              <w:t>38</w:t>
+              <w:t>37</w:t>
             </w:r>
             <w:r>
               <w:rPr>
@@ -1560,7 +1563,7 @@
                 <w:noProof/>
                 <w:webHidden/>
               </w:rPr>
-              <w:t>39</w:t>
+              <w:t>38</w:t>
             </w:r>
             <w:r>
               <w:rPr>
@@ -1632,7 +1635,7 @@
                 <w:noProof/>
                 <w:webHidden/>
               </w:rPr>
-              <w:t>40</w:t>
+              <w:t>39</w:t>
             </w:r>
             <w:r>
               <w:rPr>
@@ -1704,7 +1707,7 @@
                 <w:noProof/>
                 <w:webHidden/>
               </w:rPr>
-              <w:t>42</w:t>
+              <w:t>41</w:t>
             </w:r>
             <w:r>
               <w:rPr>
@@ -1776,7 +1779,7 @@
                 <w:noProof/>
                 <w:webHidden/>
               </w:rPr>
-              <w:t>44</w:t>
+              <w:t>43</w:t>
             </w:r>
             <w:r>
               <w:rPr>
@@ -1862,7 +1865,21 @@
         <w:rPr>
           <w:lang w:val="es-419" w:eastAsia="es-CO"/>
         </w:rPr>
-        <w:t>No obstante, la dinámica empresarial exigió una actualización normativa; es así como se promulgó la Ley 2069 de 2020, que constituye el marco legal vigente para el fortalecimiento del ecosistema emprendedor y establece medidas como la simplificación de trámites para la creación y formalización de empresas, incentivos financieros como el seguro MiPyme, el impulso a modelos de negocio innovadores, la adaptación de políticas al contexto regional y la promoción de la inclusión social, con énfasis en poblaciones vulnerables.</w:t>
+        <w:t xml:space="preserve">No obstante, la dinámica empresarial exigió una actualización normativa; es así como se promulgó la Ley 2069 de 2020, que constituye el marco legal vigente para el fortalecimiento del ecosistema emprendedor y establece medidas como la simplificación de trámites para la creación y formalización de empresas, incentivos financieros como el seguro </w:t>
+      </w:r>
+      <w:proofErr w:type="spellStart"/>
+      <w:r>
+        <w:rPr>
+          <w:lang w:val="es-419" w:eastAsia="es-CO"/>
+        </w:rPr>
+        <w:t>MiPyme</w:t>
+      </w:r>
+      <w:proofErr w:type="spellEnd"/>
+      <w:r>
+        <w:rPr>
+          <w:lang w:val="es-419" w:eastAsia="es-CO"/>
+        </w:rPr>
+        <w:t>, el impulso a modelos de negocio innovadores, la adaptación de políticas al contexto regional y la promoción de la inclusión social, con énfasis en poblaciones vulnerables.</w:t>
       </w:r>
     </w:p>
     <w:p>
@@ -1895,7 +1912,10 @@
       </w:pPr>
       <w:r>
         <w:lastRenderedPageBreak/>
-        <w:t>Camino emprendedor</w:t>
+        <w:t>Ser</w:t>
+      </w:r>
+      <w:r>
+        <w:t xml:space="preserve"> emprendedor</w:t>
       </w:r>
     </w:p>
     <w:p>
@@ -1903,29 +1923,14 @@
         <w:jc w:val="center"/>
       </w:pPr>
       <w:r>
-        <w:fldChar w:fldCharType="begin"/>
-      </w:r>
-      <w:r>
-        <w:instrText xml:space="preserve"> INCLUDEPICTURE "/Users/andreaardila/Library/Group Containers/UBF8T346G9.ms/WebArchiveCopyPasteTempFiles/com.microsoft.Word/2Q==" \* MERGEFORMATINET </w:instrText>
-      </w:r>
-      <w:r>
-        <w:fldChar w:fldCharType="separate"/>
-      </w:r>
-      <w:r>
         <w:rPr>
           <w:noProof/>
         </w:rPr>
         <w:drawing>
-          <wp:inline distT="0" distB="0" distL="0" distR="0" wp14:anchorId="02CB5AD2" wp14:editId="29F09841">
-            <wp:extent cx="5623134" cy="3110564"/>
-            <wp:effectExtent l="0" t="0" r="3175" b="1270"/>
-            <wp:docPr id="1481814444" name="Imagen 3">
-              <a:extLst xmlns:a="http://schemas.openxmlformats.org/drawingml/2006/main">
-                <a:ext uri="{C183D7F6-B498-43B3-948B-1728B52AA6E4}">
-                  <adec:decorative xmlns:adec="http://schemas.microsoft.com/office/drawing/2017/decorative" val="1"/>
-                </a:ext>
-              </a:extLst>
-            </wp:docPr>
+          <wp:inline distT="0" distB="0" distL="0" distR="0" wp14:anchorId="461B2024" wp14:editId="2B3EEB7A">
+            <wp:extent cx="6096000" cy="3352800"/>
+            <wp:effectExtent l="0" t="0" r="0" b="0"/>
+            <wp:docPr id="817407321" name="Imagen 3" descr="standard 640x480"/>
             <wp:cNvGraphicFramePr>
               <a:graphicFrameLocks xmlns:a="http://schemas.openxmlformats.org/drawingml/2006/main" noChangeAspect="1"/>
             </wp:cNvGraphicFramePr>
@@ -1933,13 +1938,7 @@
               <a:graphicData uri="http://schemas.openxmlformats.org/drawingml/2006/picture">
                 <pic:pic xmlns:pic="http://schemas.openxmlformats.org/drawingml/2006/picture">
                   <pic:nvPicPr>
-                    <pic:cNvPr id="1481814444" name="Imagen 3">
-                      <a:extLst>
-                        <a:ext uri="{C183D7F6-B498-43B3-948B-1728B52AA6E4}">
-                          <adec:decorative xmlns:adec="http://schemas.microsoft.com/office/drawing/2017/decorative" val="1"/>
-                        </a:ext>
-                      </a:extLst>
-                    </pic:cNvPr>
+                    <pic:cNvPr id="0" name="Picture 1" descr="standard 640x480"/>
                     <pic:cNvPicPr>
                       <a:picLocks noChangeAspect="1" noChangeArrowheads="1"/>
                     </pic:cNvPicPr>
@@ -1952,7 +1951,7 @@
                         </a:ext>
                       </a:extLst>
                     </a:blip>
-                    <a:srcRect t="13342" b="12891"/>
+                    <a:srcRect t="13333" b="13333"/>
                     <a:stretch>
                       <a:fillRect/>
                     </a:stretch>
@@ -1960,7 +1959,7 @@
                   <pic:spPr bwMode="auto">
                     <a:xfrm>
                       <a:off x="0" y="0"/>
-                      <a:ext cx="5639937" cy="3119859"/>
+                      <a:ext cx="6096000" cy="3352800"/>
                     </a:xfrm>
                     <a:prstGeom prst="rect">
                       <a:avLst/>
@@ -1982,6 +1981,15 @@
         </w:drawing>
       </w:r>
       <w:r>
+        <w:fldChar w:fldCharType="begin"/>
+      </w:r>
+      <w:r>
+        <w:instrText xml:space="preserve"> INCLUDEPICTURE "/Users/andreaardila/Library/Group Containers/UBF8T346G9.ms/WebArchiveCopyPasteTempFiles/com.microsoft.Word/2Q==" \* MERGEFORMATINET </w:instrText>
+      </w:r>
+      <w:r>
+        <w:fldChar w:fldCharType="separate"/>
+      </w:r>
+      <w:r>
         <w:fldChar w:fldCharType="end"/>
       </w:r>
     </w:p>
@@ -1989,17 +1997,11 @@
       <w:pPr>
         <w:jc w:val="center"/>
         <w:rPr>
-          <w:b/>
-          <w:bCs/>
-        </w:rPr>
-      </w:pPr>
-    </w:p>
-    <w:p>
-      <w:pPr>
-        <w:jc w:val="center"/>
-        <w:rPr>
-          <w:b/>
-          <w:bCs/>
+          <w:rStyle w:val="Hipervnculo"/>
+          <w:b/>
+          <w:bCs/>
+          <w:color w:val="auto"/>
+          <w:u w:val="none"/>
         </w:rPr>
       </w:pPr>
       <w:hyperlink r:id="rId14" w:history="1">
@@ -2012,18 +2014,6 @@
           <w:t>Enlace de reproducción del video</w:t>
         </w:r>
       </w:hyperlink>
-    </w:p>
-    <w:p>
-      <w:pPr>
-        <w:jc w:val="center"/>
-        <w:rPr>
-          <w:rStyle w:val="Hipervnculo"/>
-          <w:b/>
-          <w:bCs/>
-          <w:color w:val="auto"/>
-          <w:u w:val="none"/>
-        </w:rPr>
-      </w:pPr>
     </w:p>
     <w:tbl>
       <w:tblPr>
@@ -2060,7 +2050,14 @@
                 <w:b/>
                 <w:bCs/>
               </w:rPr>
-              <w:t>Camino emprendedor</w:t>
+              <w:t>Ser</w:t>
+            </w:r>
+            <w:r>
+              <w:rPr>
+                <w:b/>
+                <w:bCs/>
+              </w:rPr>
+              <w:t xml:space="preserve"> emprendedor</w:t>
             </w:r>
           </w:p>
         </w:tc>
@@ -2088,7 +2085,6 @@
           </w:p>
           <w:p>
             <w:r>
-              <w:lastRenderedPageBreak/>
               <w:t>Antes de emprender, resulta fundamental realizar un ejercicio de autoconocimiento. Identificar fortalezas, reconocer oportunidades de mejora y descubrir lo que realmente motiva permite construir un camino con mayor claridad.</w:t>
             </w:r>
           </w:p>
@@ -2099,6 +2095,7 @@
           </w:p>
           <w:p>
             <w:r>
+              <w:lastRenderedPageBreak/>
               <w:t>Herramientas como el análisis FODA son clave para proyectar un emprendimiento con base sólida.</w:t>
             </w:r>
           </w:p>
@@ -2124,7 +2121,6 @@
           </w:p>
           <w:p>
             <w:r>
-              <w:lastRenderedPageBreak/>
               <w:t>El emprendimiento tiene el poder de transformar vidas. No se trata únicamente de generar ingresos, sino de aportar soluciones, crear empleo y fortalecer el tejido social. Cuando una persona emprende con propósito, su impacto puede trascender lo individual y proyectarse hacia el bienestar colectivo.</w:t>
             </w:r>
           </w:p>
@@ -2133,17 +2129,9 @@
     </w:tbl>
     <w:p>
       <w:pPr>
-        <w:ind w:firstLine="0"/>
-      </w:pPr>
-    </w:p>
-    <w:p>
-      <w:pPr>
         <w:spacing w:before="0" w:after="160" w:line="259" w:lineRule="auto"/>
         <w:ind w:firstLine="0"/>
       </w:pPr>
-      <w:r>
-        <w:br w:type="page"/>
-      </w:r>
     </w:p>
     <w:p>
       <w:pPr>
@@ -3423,7 +3411,21 @@
         <w:rPr>
           <w:lang w:val="es-419" w:eastAsia="es-CO"/>
         </w:rPr>
-        <w:t>Por su parte, Isenberg, (2010) propone un enfoque estructurado del ecosistema emprendedor, dividiéndolo en seis dominios fundamentales que permiten entender de forma integral el entorno que influye en la creación de empresas. Estos dominios actúan de manera interdependiente para fomentar la generación de valor económico y social, tanto para el emprendedor como para su comunidad y país. Los seis dominios son:</w:t>
+        <w:t xml:space="preserve">Por su parte, </w:t>
+      </w:r>
+      <w:proofErr w:type="spellStart"/>
+      <w:r>
+        <w:rPr>
+          <w:lang w:val="es-419" w:eastAsia="es-CO"/>
+        </w:rPr>
+        <w:t>Isenberg</w:t>
+      </w:r>
+      <w:proofErr w:type="spellEnd"/>
+      <w:r>
+        <w:rPr>
+          <w:lang w:val="es-419" w:eastAsia="es-CO"/>
+        </w:rPr>
+        <w:t>, (2010) propone un enfoque estructurado del ecosistema emprendedor, dividiéndolo en seis dominios fundamentales que permiten entender de forma integral el entorno que influye en la creación de empresas. Estos dominios actúan de manera interdependiente para fomentar la generación de valor económico y social, tanto para el emprendedor como para su comunidad y país. Los seis dominios son:</w:t>
       </w:r>
     </w:p>
     <w:p>
@@ -3856,12 +3858,21 @@
         </w:rPr>
         <w:t xml:space="preserve">A nivel regional, según el Índice de Contexto Empresarial (NECI) del Global </w:t>
       </w:r>
+      <w:proofErr w:type="spellStart"/>
       <w:r>
         <w:rPr>
           <w:rStyle w:val="Extranjerismo"/>
           <w:lang w:val="es-419" w:eastAsia="es-CO"/>
         </w:rPr>
-        <w:t>Entrepreneurship Monitor</w:t>
+        <w:t>Entrepreneurship</w:t>
+      </w:r>
+      <w:proofErr w:type="spellEnd"/>
+      <w:r>
+        <w:rPr>
+          <w:rStyle w:val="Extranjerismo"/>
+          <w:lang w:val="es-419" w:eastAsia="es-CO"/>
+        </w:rPr>
+        <w:t xml:space="preserve"> Monitor</w:t>
       </w:r>
       <w:r>
         <w:rPr>
@@ -4074,7 +4085,21 @@
         <w:rPr>
           <w:lang w:val="es-419" w:eastAsia="es-CO"/>
         </w:rPr>
-        <w:t xml:space="preserve"> iniciativas gubernamentales y de organizaciones como iNNpulsa Colombia (nombre oficial de la entidad colombiana de apoyo al emprendimiento y la innovación), han fortalecido la mentalidad emprendedora, con programas que han beneficiado a más de 54.833 colombianos y una inversión superior a 42.000 millones de pesos para impulsar las micro, pequeñas y medianas empresas (MiPymes) en todo el país.</w:t>
+        <w:t xml:space="preserve"> iniciativas gubernamentales y de organizaciones como </w:t>
+      </w:r>
+      <w:proofErr w:type="spellStart"/>
+      <w:r>
+        <w:rPr>
+          <w:lang w:val="es-419" w:eastAsia="es-CO"/>
+        </w:rPr>
+        <w:t>iNNpulsa</w:t>
+      </w:r>
+      <w:proofErr w:type="spellEnd"/>
+      <w:r>
+        <w:rPr>
+          <w:lang w:val="es-419" w:eastAsia="es-CO"/>
+        </w:rPr>
+        <w:t xml:space="preserve"> Colombia (nombre oficial de la entidad colombiana de apoyo al emprendimiento y la innovación), han fortalecido la mentalidad emprendedora, con programas que han beneficiado a más de 54.833 colombianos y una inversión superior a 42.000 millones de pesos para impulsar las micro, pequeñas y medianas empresas (MiPymes) en todo el país.</w:t>
       </w:r>
     </w:p>
     <w:p>
@@ -4106,12 +4131,21 @@
         </w:rPr>
         <w:t xml:space="preserve">Según el estudio Global </w:t>
       </w:r>
+      <w:proofErr w:type="spellStart"/>
       <w:r>
         <w:rPr>
           <w:rStyle w:val="Extranjerismo"/>
           <w:lang w:val="es-419" w:eastAsia="es-CO"/>
         </w:rPr>
-        <w:t>Entrepreneurship Monitor</w:t>
+        <w:t>Entrepreneurship</w:t>
+      </w:r>
+      <w:proofErr w:type="spellEnd"/>
+      <w:r>
+        <w:rPr>
+          <w:rStyle w:val="Extranjerismo"/>
+          <w:lang w:val="es-419" w:eastAsia="es-CO"/>
+        </w:rPr>
+        <w:t xml:space="preserve"> Monitor</w:t>
       </w:r>
       <w:r>
         <w:rPr>
@@ -7662,7 +7696,21 @@
         <w:rPr>
           <w:lang w:val="es-419" w:eastAsia="es-CO"/>
         </w:rPr>
-        <w:t>En Colombia, el fomento al emprendimiento ha sido una prioridad del Estado, especialmente tras la promulgación de la Ley 905 de 2004, que reformó la Ley 590 de 2000. Esta normativa dio origen al Sistema Nacional de Apoyo a las Mipymes, con el propósito de articular de forma estratégica entidades públicas y privadas, fortalecer el tejido empresarial, y respaldar de manera efectiva a los emprendedores, quienes son agentes clave para el dinamismo económico del país.</w:t>
+        <w:t xml:space="preserve">En Colombia, el fomento al emprendimiento ha sido una prioridad del Estado, especialmente tras la promulgación de la Ley 905 de 2004, que reformó la Ley 590 de 2000. Esta normativa dio origen al Sistema Nacional de Apoyo a las </w:t>
+      </w:r>
+      <w:proofErr w:type="spellStart"/>
+      <w:r>
+        <w:rPr>
+          <w:lang w:val="es-419" w:eastAsia="es-CO"/>
+        </w:rPr>
+        <w:t>Mipymes</w:t>
+      </w:r>
+      <w:proofErr w:type="spellEnd"/>
+      <w:r>
+        <w:rPr>
+          <w:lang w:val="es-419" w:eastAsia="es-CO"/>
+        </w:rPr>
+        <w:t>, con el propósito de articular de forma estratégica entidades públicas y privadas, fortalecer el tejido empresarial, y respaldar de manera efectiva a los emprendedores, quienes son agentes clave para el dinamismo económico del país.</w:t>
       </w:r>
     </w:p>
     <w:p>
@@ -7729,7 +7777,21 @@
         <w:rPr>
           <w:lang w:val="es-419" w:eastAsia="es-CO"/>
         </w:rPr>
-        <w:t>El Servicio Nacional de Aprendizaje (SENA), a través del Fondo Emprender, otorga capital semilla condonable para financiar iniciativas empresariales presentadas por aprendices, técnicos, tecnólogos y profesionales. Además, lidera el Sistema Nacional de Incubación y Creación de Empresas, ofreciendo formación y orientación en la formulación y ejecución de planes de negocio. SENA, (2016).</w:t>
+        <w:t xml:space="preserve">El Servicio Nacional de Aprendizaje (SENA), a través del Fondo Emprender, otorga capital semilla </w:t>
+      </w:r>
+      <w:proofErr w:type="spellStart"/>
+      <w:r>
+        <w:rPr>
+          <w:lang w:val="es-419" w:eastAsia="es-CO"/>
+        </w:rPr>
+        <w:t>condonable</w:t>
+      </w:r>
+      <w:proofErr w:type="spellEnd"/>
+      <w:r>
+        <w:rPr>
+          <w:lang w:val="es-419" w:eastAsia="es-CO"/>
+        </w:rPr>
+        <w:t xml:space="preserve"> para financiar iniciativas empresariales presentadas por aprendices, técnicos, tecnólogos y profesionales. Además, lidera el Sistema Nacional de Incubación y Creación de Empresas, ofreciendo formación y orientación en la formulación y ejecución de planes de negocio. SENA, (2016).</w:t>
       </w:r>
     </w:p>
     <w:p>
@@ -7745,13 +7807,23 @@
           <w:lang w:val="es-419" w:eastAsia="es-CO"/>
         </w:rPr>
       </w:pPr>
-      <w:r>
-        <w:rPr>
-          <w:b/>
-          <w:bCs/>
-          <w:lang w:val="es-419" w:eastAsia="es-CO"/>
-        </w:rPr>
-        <w:t>iNNpulsa Colombia</w:t>
+      <w:proofErr w:type="spellStart"/>
+      <w:r>
+        <w:rPr>
+          <w:b/>
+          <w:bCs/>
+          <w:lang w:val="es-419" w:eastAsia="es-CO"/>
+        </w:rPr>
+        <w:t>iNNpulsa</w:t>
+      </w:r>
+      <w:proofErr w:type="spellEnd"/>
+      <w:r>
+        <w:rPr>
+          <w:b/>
+          <w:bCs/>
+          <w:lang w:val="es-419" w:eastAsia="es-CO"/>
+        </w:rPr>
+        <w:t xml:space="preserve"> Colombia</w:t>
       </w:r>
     </w:p>
     <w:p>
@@ -7832,7 +7904,25 @@
           <w:bCs/>
           <w:lang w:val="es-419" w:eastAsia="es-CO"/>
         </w:rPr>
-        <w:t>Colciencias (hoy MinCiencias)</w:t>
+        <w:t xml:space="preserve">Colciencias (hoy </w:t>
+      </w:r>
+      <w:proofErr w:type="spellStart"/>
+      <w:r>
+        <w:rPr>
+          <w:b/>
+          <w:bCs/>
+          <w:lang w:val="es-419" w:eastAsia="es-CO"/>
+        </w:rPr>
+        <w:t>MinCiencias</w:t>
+      </w:r>
+      <w:proofErr w:type="spellEnd"/>
+      <w:r>
+        <w:rPr>
+          <w:b/>
+          <w:bCs/>
+          <w:lang w:val="es-419" w:eastAsia="es-CO"/>
+        </w:rPr>
+        <w:t>)</w:t>
       </w:r>
     </w:p>
     <w:p>
@@ -8294,11 +8384,19 @@
           <w:lang w:val="es-419" w:eastAsia="es-CO"/>
         </w:rPr>
       </w:pPr>
-      <w:r>
-        <w:rPr>
-          <w:lang w:val="es-419" w:eastAsia="es-CO"/>
-        </w:rPr>
-        <w:t>Connect Bogotá Región</w:t>
+      <w:proofErr w:type="spellStart"/>
+      <w:r>
+        <w:rPr>
+          <w:lang w:val="es-419" w:eastAsia="es-CO"/>
+        </w:rPr>
+        <w:t>Connect</w:t>
+      </w:r>
+      <w:proofErr w:type="spellEnd"/>
+      <w:r>
+        <w:rPr>
+          <w:lang w:val="es-419" w:eastAsia="es-CO"/>
+        </w:rPr>
+        <w:t xml:space="preserve"> Bogotá Región</w:t>
       </w:r>
       <w:r>
         <w:rPr>
@@ -8391,6 +8489,7 @@
         </w:rPr>
         <w:t xml:space="preserve">Centro de innovación y negocios tecnológicos promovido por la Alcaldía de Medellín, UNE y EPM. Fomenta emprendimientos en sectores como energía, salud y TIC mediante programas de formación, financiación y </w:t>
       </w:r>
+      <w:proofErr w:type="spellStart"/>
       <w:r>
         <w:rPr>
           <w:rStyle w:val="Extranjerismo"/>
@@ -8398,6 +8497,7 @@
         </w:rPr>
         <w:t>networking</w:t>
       </w:r>
+      <w:proofErr w:type="spellEnd"/>
       <w:r>
         <w:rPr>
           <w:lang w:val="es-419" w:eastAsia="es-CO"/>
@@ -8445,6 +8545,7 @@
           <w:lang w:val="es-419" w:eastAsia="es-CO"/>
         </w:rPr>
       </w:pPr>
+      <w:proofErr w:type="spellStart"/>
       <w:r>
         <w:rPr>
           <w:b/>
@@ -8452,7 +8553,16 @@
           <w:lang w:val="es-419" w:eastAsia="es-CO"/>
         </w:rPr>
         <w:lastRenderedPageBreak/>
-        <w:t>Connect Bogotá Región</w:t>
+        <w:t>Connect</w:t>
+      </w:r>
+      <w:proofErr w:type="spellEnd"/>
+      <w:r>
+        <w:rPr>
+          <w:b/>
+          <w:bCs/>
+          <w:lang w:val="es-419" w:eastAsia="es-CO"/>
+        </w:rPr>
+        <w:t xml:space="preserve"> Bogotá Región</w:t>
       </w:r>
     </w:p>
     <w:p>
@@ -9096,8 +9206,13 @@
             <w:pPr>
               <w:pStyle w:val="TextoTablas"/>
             </w:pPr>
-            <w:r>
-              <w:t>iNNpulsa Colombia (2021).</w:t>
+            <w:proofErr w:type="spellStart"/>
+            <w:r>
+              <w:t>iNNpulsa</w:t>
+            </w:r>
+            <w:proofErr w:type="spellEnd"/>
+            <w:r>
+              <w:t xml:space="preserve"> Colombia (2021).</w:t>
             </w:r>
           </w:p>
         </w:tc>
@@ -9529,11 +9644,19 @@
           <w:bCs/>
         </w:rPr>
       </w:pPr>
-      <w:r>
-        <w:rPr>
-          <w:b/>
-        </w:rPr>
-        <w:t>iNNpulsa Colombia:</w:t>
+      <w:proofErr w:type="spellStart"/>
+      <w:r>
+        <w:rPr>
+          <w:b/>
+        </w:rPr>
+        <w:t>iNNpulsa</w:t>
+      </w:r>
+      <w:proofErr w:type="spellEnd"/>
+      <w:r>
+        <w:rPr>
+          <w:b/>
+        </w:rPr>
+        <w:t xml:space="preserve"> Colombia:</w:t>
       </w:r>
       <w:r>
         <w:rPr>
@@ -9708,13 +9831,10 @@
           <w:lang w:eastAsia="es-CO"/>
           <w14:ligatures w14:val="none"/>
         </w:rPr>
-        <w:t>Alfaro Giménez, J., &amp; Pina Massachs, M. (2014). Empresa y administración (p. 10). Mc Graw Hill Educación.</w:t>
-      </w:r>
-    </w:p>
-    <w:p>
-      <w:pPr>
-        <w:spacing w:before="0" w:after="160" w:line="259" w:lineRule="auto"/>
-        <w:ind w:left="709" w:hanging="709"/>
+        <w:t xml:space="preserve">Alfaro Giménez, J., &amp; Pina </w:t>
+      </w:r>
+      <w:proofErr w:type="spellStart"/>
+      <w:r>
         <w:rPr>
           <w:rFonts w:eastAsia="Times New Roman" w:cstheme="minorHAnsi"/>
           <w:kern w:val="0"/>
@@ -9723,7 +9843,9 @@
           <w:lang w:eastAsia="es-CO"/>
           <w14:ligatures w14:val="none"/>
         </w:rPr>
-      </w:pPr>
+        <w:t>Massachs</w:t>
+      </w:r>
+      <w:proofErr w:type="spellEnd"/>
       <w:r>
         <w:rPr>
           <w:rFonts w:eastAsia="Times New Roman" w:cstheme="minorHAnsi"/>
@@ -9733,7 +9855,45 @@
           <w:lang w:eastAsia="es-CO"/>
           <w14:ligatures w14:val="none"/>
         </w:rPr>
-        <w:t>Bancoldex. (2021) Líneas de crédito.</w:t>
+        <w:t>, M. (2014). Empresa y administración (p. 10). Mc Graw Hill Educación.</w:t>
+      </w:r>
+    </w:p>
+    <w:p>
+      <w:pPr>
+        <w:spacing w:before="0" w:after="160" w:line="259" w:lineRule="auto"/>
+        <w:ind w:left="709" w:hanging="709"/>
+        <w:rPr>
+          <w:rFonts w:eastAsia="Times New Roman" w:cstheme="minorHAnsi"/>
+          <w:kern w:val="0"/>
+          <w:szCs w:val="28"/>
+          <w:bdr w:val="none" w:sz="0" w:space="0" w:color="auto" w:frame="1"/>
+          <w:lang w:eastAsia="es-CO"/>
+          <w14:ligatures w14:val="none"/>
+        </w:rPr>
+      </w:pPr>
+      <w:proofErr w:type="spellStart"/>
+      <w:r>
+        <w:rPr>
+          <w:rFonts w:eastAsia="Times New Roman" w:cstheme="minorHAnsi"/>
+          <w:kern w:val="0"/>
+          <w:szCs w:val="28"/>
+          <w:bdr w:val="none" w:sz="0" w:space="0" w:color="auto" w:frame="1"/>
+          <w:lang w:eastAsia="es-CO"/>
+          <w14:ligatures w14:val="none"/>
+        </w:rPr>
+        <w:t>Bancoldex</w:t>
+      </w:r>
+      <w:proofErr w:type="spellEnd"/>
+      <w:r>
+        <w:rPr>
+          <w:rFonts w:eastAsia="Times New Roman" w:cstheme="minorHAnsi"/>
+          <w:kern w:val="0"/>
+          <w:szCs w:val="28"/>
+          <w:bdr w:val="none" w:sz="0" w:space="0" w:color="auto" w:frame="1"/>
+          <w:lang w:eastAsia="es-CO"/>
+          <w14:ligatures w14:val="none"/>
+        </w:rPr>
+        <w:t>. (2021) Líneas de crédito.</w:t>
       </w:r>
       <w:r>
         <w:rPr>
@@ -9794,7 +9954,31 @@
           <w:lang w:eastAsia="es-CO"/>
           <w14:ligatures w14:val="none"/>
         </w:rPr>
-        <w:t>Cámara de Comercio de Bogotá (2009). Abc de las SAS Sociedades por acciones simplificadas.</w:t>
+        <w:t xml:space="preserve">Cámara de Comercio de Bogotá (2009). </w:t>
+      </w:r>
+      <w:proofErr w:type="spellStart"/>
+      <w:r>
+        <w:rPr>
+          <w:rFonts w:eastAsia="Times New Roman" w:cstheme="minorHAnsi"/>
+          <w:kern w:val="0"/>
+          <w:szCs w:val="28"/>
+          <w:bdr w:val="none" w:sz="0" w:space="0" w:color="auto" w:frame="1"/>
+          <w:lang w:eastAsia="es-CO"/>
+          <w14:ligatures w14:val="none"/>
+        </w:rPr>
+        <w:t>Abc</w:t>
+      </w:r>
+      <w:proofErr w:type="spellEnd"/>
+      <w:r>
+        <w:rPr>
+          <w:rFonts w:eastAsia="Times New Roman" w:cstheme="minorHAnsi"/>
+          <w:kern w:val="0"/>
+          <w:szCs w:val="28"/>
+          <w:bdr w:val="none" w:sz="0" w:space="0" w:color="auto" w:frame="1"/>
+          <w:lang w:eastAsia="es-CO"/>
+          <w14:ligatures w14:val="none"/>
+        </w:rPr>
+        <w:t xml:space="preserve"> de las SAS Sociedades por acciones simplificadas.</w:t>
       </w:r>
     </w:p>
     <w:p>
@@ -10049,13 +10233,10 @@
           <w:lang w:eastAsia="es-CO"/>
           <w14:ligatures w14:val="none"/>
         </w:rPr>
-        <w:t>Global Entrepreneurship Monitor GEM. (2019). Dinámica de la actividad Empresarial en Colombia. Universidad ICESI.</w:t>
-      </w:r>
-    </w:p>
-    <w:p>
-      <w:pPr>
-        <w:spacing w:before="0" w:after="160" w:line="259" w:lineRule="auto"/>
-        <w:ind w:left="709" w:hanging="709"/>
+        <w:t xml:space="preserve">Global </w:t>
+      </w:r>
+      <w:proofErr w:type="spellStart"/>
+      <w:r>
         <w:rPr>
           <w:rFonts w:eastAsia="Times New Roman" w:cstheme="minorHAnsi"/>
           <w:kern w:val="0"/>
@@ -10064,7 +10245,9 @@
           <w:lang w:eastAsia="es-CO"/>
           <w14:ligatures w14:val="none"/>
         </w:rPr>
-      </w:pPr>
+        <w:t>Entrepreneurship</w:t>
+      </w:r>
+      <w:proofErr w:type="spellEnd"/>
       <w:r>
         <w:rPr>
           <w:rFonts w:eastAsia="Times New Roman" w:cstheme="minorHAnsi"/>
@@ -10074,7 +10257,45 @@
           <w:lang w:eastAsia="es-CO"/>
           <w14:ligatures w14:val="none"/>
         </w:rPr>
-        <w:t>iNNpulsa Colombia (2021). Nosotros.</w:t>
+        <w:t xml:space="preserve"> Monitor GEM. (2019). Dinámica de la actividad Empresarial en Colombia. Universidad ICESI.</w:t>
+      </w:r>
+    </w:p>
+    <w:p>
+      <w:pPr>
+        <w:spacing w:before="0" w:after="160" w:line="259" w:lineRule="auto"/>
+        <w:ind w:left="709" w:hanging="709"/>
+        <w:rPr>
+          <w:rFonts w:eastAsia="Times New Roman" w:cstheme="minorHAnsi"/>
+          <w:kern w:val="0"/>
+          <w:szCs w:val="28"/>
+          <w:bdr w:val="none" w:sz="0" w:space="0" w:color="auto" w:frame="1"/>
+          <w:lang w:eastAsia="es-CO"/>
+          <w14:ligatures w14:val="none"/>
+        </w:rPr>
+      </w:pPr>
+      <w:proofErr w:type="spellStart"/>
+      <w:r>
+        <w:rPr>
+          <w:rFonts w:eastAsia="Times New Roman" w:cstheme="minorHAnsi"/>
+          <w:kern w:val="0"/>
+          <w:szCs w:val="28"/>
+          <w:bdr w:val="none" w:sz="0" w:space="0" w:color="auto" w:frame="1"/>
+          <w:lang w:eastAsia="es-CO"/>
+          <w14:ligatures w14:val="none"/>
+        </w:rPr>
+        <w:t>iNNpulsa</w:t>
+      </w:r>
+      <w:proofErr w:type="spellEnd"/>
+      <w:r>
+        <w:rPr>
+          <w:rFonts w:eastAsia="Times New Roman" w:cstheme="minorHAnsi"/>
+          <w:kern w:val="0"/>
+          <w:szCs w:val="28"/>
+          <w:bdr w:val="none" w:sz="0" w:space="0" w:color="auto" w:frame="1"/>
+          <w:lang w:eastAsia="es-CO"/>
+          <w14:ligatures w14:val="none"/>
+        </w:rPr>
+        <w:t xml:space="preserve"> Colombia (2021). Nosotros.</w:t>
       </w:r>
       <w:r>
         <w:rPr>
@@ -10126,6 +10347,7 @@
           <w14:ligatures w14:val="none"/>
         </w:rPr>
       </w:pPr>
+      <w:proofErr w:type="spellStart"/>
       <w:r>
         <w:rPr>
           <w:rFonts w:eastAsia="Times New Roman" w:cstheme="minorHAnsi"/>
@@ -10135,7 +10357,19 @@
           <w:lang w:eastAsia="es-CO"/>
           <w14:ligatures w14:val="none"/>
         </w:rPr>
-        <w:t xml:space="preserve">Isenberg, D. (2010). Cómo lanzar una revolución emprendedora. </w:t>
+        <w:t>Isenberg</w:t>
+      </w:r>
+      <w:proofErr w:type="spellEnd"/>
+      <w:r>
+        <w:rPr>
+          <w:rFonts w:eastAsia="Times New Roman" w:cstheme="minorHAnsi"/>
+          <w:kern w:val="0"/>
+          <w:szCs w:val="28"/>
+          <w:bdr w:val="none" w:sz="0" w:space="0" w:color="auto" w:frame="1"/>
+          <w:lang w:eastAsia="es-CO"/>
+          <w14:ligatures w14:val="none"/>
+        </w:rPr>
+        <w:t xml:space="preserve">, D. (2010). Cómo lanzar una revolución emprendedora. </w:t>
       </w:r>
       <w:r>
         <w:rPr>
@@ -10146,7 +10380,31 @@
           <w:lang w:val="en-US" w:eastAsia="es-CO"/>
           <w14:ligatures w14:val="none"/>
         </w:rPr>
-        <w:t>Harvard Business Review, 88 (págs., 33-40).</w:t>
+        <w:t>Harvard Business Review, 88 (</w:t>
+      </w:r>
+      <w:proofErr w:type="spellStart"/>
+      <w:r>
+        <w:rPr>
+          <w:rFonts w:eastAsia="Times New Roman" w:cstheme="minorHAnsi"/>
+          <w:kern w:val="0"/>
+          <w:szCs w:val="28"/>
+          <w:bdr w:val="none" w:sz="0" w:space="0" w:color="auto" w:frame="1"/>
+          <w:lang w:val="en-US" w:eastAsia="es-CO"/>
+          <w14:ligatures w14:val="none"/>
+        </w:rPr>
+        <w:t>págs</w:t>
+      </w:r>
+      <w:proofErr w:type="spellEnd"/>
+      <w:r>
+        <w:rPr>
+          <w:rFonts w:eastAsia="Times New Roman" w:cstheme="minorHAnsi"/>
+          <w:kern w:val="0"/>
+          <w:szCs w:val="28"/>
+          <w:bdr w:val="none" w:sz="0" w:space="0" w:color="auto" w:frame="1"/>
+          <w:lang w:val="en-US" w:eastAsia="es-CO"/>
+          <w14:ligatures w14:val="none"/>
+        </w:rPr>
+        <w:t>., 33-40).</w:t>
       </w:r>
     </w:p>
     <w:p>
@@ -10182,7 +10440,31 @@
           <w:lang w:eastAsia="es-CO"/>
           <w14:ligatures w14:val="none"/>
         </w:rPr>
-        <w:t>De fomento a la cultura del emprendimiento. Enero 27 de 2006. DO. N° 46.164.</w:t>
+        <w:t xml:space="preserve">De fomento a la cultura del emprendimiento. Enero 27 de 2006. DO. </w:t>
+      </w:r>
+      <w:proofErr w:type="spellStart"/>
+      <w:r>
+        <w:rPr>
+          <w:rFonts w:eastAsia="Times New Roman" w:cstheme="minorHAnsi"/>
+          <w:kern w:val="0"/>
+          <w:szCs w:val="28"/>
+          <w:bdr w:val="none" w:sz="0" w:space="0" w:color="auto" w:frame="1"/>
+          <w:lang w:eastAsia="es-CO"/>
+          <w14:ligatures w14:val="none"/>
+        </w:rPr>
+        <w:t>N°</w:t>
+      </w:r>
+      <w:proofErr w:type="spellEnd"/>
+      <w:r>
+        <w:rPr>
+          <w:rFonts w:eastAsia="Times New Roman" w:cstheme="minorHAnsi"/>
+          <w:kern w:val="0"/>
+          <w:szCs w:val="28"/>
+          <w:bdr w:val="none" w:sz="0" w:space="0" w:color="auto" w:frame="1"/>
+          <w:lang w:eastAsia="es-CO"/>
+          <w14:ligatures w14:val="none"/>
+        </w:rPr>
+        <w:t xml:space="preserve"> 46.164.</w:t>
       </w:r>
     </w:p>
     <w:p>
@@ -10254,13 +10536,10 @@
           <w:lang w:eastAsia="es-CO"/>
           <w14:ligatures w14:val="none"/>
         </w:rPr>
-        <w:t>Final Report to OECD, Paris.</w:t>
-      </w:r>
-    </w:p>
-    <w:p>
-      <w:pPr>
-        <w:spacing w:before="0" w:after="160" w:line="259" w:lineRule="auto"/>
-        <w:ind w:left="709" w:hanging="709"/>
+        <w:t xml:space="preserve">Final </w:t>
+      </w:r>
+      <w:proofErr w:type="spellStart"/>
+      <w:r>
         <w:rPr>
           <w:rFonts w:eastAsia="Times New Roman" w:cstheme="minorHAnsi"/>
           <w:kern w:val="0"/>
@@ -10269,7 +10548,9 @@
           <w:lang w:eastAsia="es-CO"/>
           <w14:ligatures w14:val="none"/>
         </w:rPr>
-      </w:pPr>
+        <w:t>Report</w:t>
+      </w:r>
+      <w:proofErr w:type="spellEnd"/>
       <w:r>
         <w:rPr>
           <w:rFonts w:eastAsia="Times New Roman" w:cstheme="minorHAnsi"/>
@@ -10279,7 +10560,69 @@
           <w:lang w:eastAsia="es-CO"/>
           <w14:ligatures w14:val="none"/>
         </w:rPr>
-        <w:t>Minciencias (2021) Convocatorias.</w:t>
+        <w:t xml:space="preserve"> </w:t>
+      </w:r>
+      <w:proofErr w:type="spellStart"/>
+      <w:r>
+        <w:rPr>
+          <w:rFonts w:eastAsia="Times New Roman" w:cstheme="minorHAnsi"/>
+          <w:kern w:val="0"/>
+          <w:szCs w:val="28"/>
+          <w:bdr w:val="none" w:sz="0" w:space="0" w:color="auto" w:frame="1"/>
+          <w:lang w:eastAsia="es-CO"/>
+          <w14:ligatures w14:val="none"/>
+        </w:rPr>
+        <w:t>to</w:t>
+      </w:r>
+      <w:proofErr w:type="spellEnd"/>
+      <w:r>
+        <w:rPr>
+          <w:rFonts w:eastAsia="Times New Roman" w:cstheme="minorHAnsi"/>
+          <w:kern w:val="0"/>
+          <w:szCs w:val="28"/>
+          <w:bdr w:val="none" w:sz="0" w:space="0" w:color="auto" w:frame="1"/>
+          <w:lang w:eastAsia="es-CO"/>
+          <w14:ligatures w14:val="none"/>
+        </w:rPr>
+        <w:t xml:space="preserve"> OECD, Paris.</w:t>
+      </w:r>
+    </w:p>
+    <w:p>
+      <w:pPr>
+        <w:spacing w:before="0" w:after="160" w:line="259" w:lineRule="auto"/>
+        <w:ind w:left="709" w:hanging="709"/>
+        <w:rPr>
+          <w:rFonts w:eastAsia="Times New Roman" w:cstheme="minorHAnsi"/>
+          <w:kern w:val="0"/>
+          <w:szCs w:val="28"/>
+          <w:bdr w:val="none" w:sz="0" w:space="0" w:color="auto" w:frame="1"/>
+          <w:lang w:eastAsia="es-CO"/>
+          <w14:ligatures w14:val="none"/>
+        </w:rPr>
+      </w:pPr>
+      <w:proofErr w:type="spellStart"/>
+      <w:r>
+        <w:rPr>
+          <w:rFonts w:eastAsia="Times New Roman" w:cstheme="minorHAnsi"/>
+          <w:kern w:val="0"/>
+          <w:szCs w:val="28"/>
+          <w:bdr w:val="none" w:sz="0" w:space="0" w:color="auto" w:frame="1"/>
+          <w:lang w:eastAsia="es-CO"/>
+          <w14:ligatures w14:val="none"/>
+        </w:rPr>
+        <w:t>Minciencias</w:t>
+      </w:r>
+      <w:proofErr w:type="spellEnd"/>
+      <w:r>
+        <w:rPr>
+          <w:rFonts w:eastAsia="Times New Roman" w:cstheme="minorHAnsi"/>
+          <w:kern w:val="0"/>
+          <w:szCs w:val="28"/>
+          <w:bdr w:val="none" w:sz="0" w:space="0" w:color="auto" w:frame="1"/>
+          <w:lang w:eastAsia="es-CO"/>
+          <w14:ligatures w14:val="none"/>
+        </w:rPr>
+        <w:t xml:space="preserve"> (2021) Convocatorias.</w:t>
       </w:r>
       <w:r>
         <w:rPr>
@@ -10474,8 +10817,13 @@
             <w:pPr>
               <w:pStyle w:val="TextoTablas"/>
             </w:pPr>
-            <w:r>
-              <w:t>Milady Tatiana Villamil Castellanos</w:t>
+            <w:proofErr w:type="spellStart"/>
+            <w:r>
+              <w:t>Milady</w:t>
+            </w:r>
+            <w:proofErr w:type="spellEnd"/>
+            <w:r>
+              <w:t xml:space="preserve"> Tatiana Villamil Castellanos</w:t>
             </w:r>
           </w:p>
         </w:tc>
@@ -10683,7 +11031,15 @@
               <w:pStyle w:val="TextoTablas"/>
             </w:pPr>
             <w:r>
-              <w:t>Jenny Rocio Reyes Acevedo</w:t>
+              <w:t xml:space="preserve">Jenny </w:t>
+            </w:r>
+            <w:proofErr w:type="spellStart"/>
+            <w:r>
+              <w:t>Rocio</w:t>
+            </w:r>
+            <w:proofErr w:type="spellEnd"/>
+            <w:r>
+              <w:t xml:space="preserve"> Reyes Acevedo</w:t>
             </w:r>
           </w:p>
         </w:tc>
@@ -10727,7 +11083,15 @@
               <w:pStyle w:val="TextoTablas"/>
             </w:pPr>
             <w:r>
-              <w:t>Pedro Alonso Bolivar González</w:t>
+              <w:t xml:space="preserve">Pedro Alonso </w:t>
+            </w:r>
+            <w:proofErr w:type="spellStart"/>
+            <w:r>
+              <w:t>Bolivar</w:t>
+            </w:r>
+            <w:proofErr w:type="spellEnd"/>
+            <w:r>
+              <w:t xml:space="preserve"> González</w:t>
             </w:r>
           </w:p>
         </w:tc>
@@ -10778,7 +11142,15 @@
               <w:pStyle w:val="TextoTablas"/>
             </w:pPr>
             <w:r>
-              <w:t>Johann Sebastián Teran Carvajal</w:t>
+              <w:t xml:space="preserve">Johann Sebastián </w:t>
+            </w:r>
+            <w:proofErr w:type="spellStart"/>
+            <w:r>
+              <w:t>Teran</w:t>
+            </w:r>
+            <w:proofErr w:type="spellEnd"/>
+            <w:r>
+              <w:t xml:space="preserve"> Carvajal</w:t>
             </w:r>
           </w:p>
         </w:tc>
@@ -10822,7 +11194,15 @@
               <w:pStyle w:val="TextoTablas"/>
             </w:pPr>
             <w:r>
-              <w:t>Yineth Ibette González Quintero</w:t>
+              <w:t xml:space="preserve">Yineth </w:t>
+            </w:r>
+            <w:proofErr w:type="spellStart"/>
+            <w:r>
+              <w:t>Ibette</w:t>
+            </w:r>
+            <w:proofErr w:type="spellEnd"/>
+            <w:r>
+              <w:t xml:space="preserve"> González Quintero</w:t>
             </w:r>
           </w:p>
         </w:tc>

--- a/fuentes/CF1_240201533_DU.docx
+++ b/fuentes/CF1_240201533_DU.docx
@@ -749,9 +749,6 @@
         <w:p>
           <w:pPr>
             <w:pStyle w:val="TDC2"/>
-            <w:tabs>
-              <w:tab w:val="left" w:pos="1920"/>
-            </w:tabs>
             <w:rPr>
               <w:rFonts w:eastAsiaTheme="minorEastAsia"/>
               <w:sz w:val="24"/>
@@ -779,13 +776,25 @@
               <w:rPr>
                 <w:rStyle w:val="Hipervnculo"/>
               </w:rPr>
-              <w:t>Dinámica de la actividad económica y rol de la empresa en el emprendimiento</w:t>
+              <w:t xml:space="preserve">Dinámica de la actividad económica y rol de la empresa en el </w:t>
             </w:r>
             <w:r>
               <w:rPr>
-                <w:webHidden/>
+                <w:rStyle w:val="Hipervnculo"/>
               </w:rPr>
-              <w:tab/>
+              <w:t xml:space="preserve">    </w:t>
+            </w:r>
+            <w:r>
+              <w:rPr>
+                <w:rStyle w:val="Hipervnculo"/>
+              </w:rPr>
+              <w:t>emprendimiento</w:t>
+            </w:r>
+            <w:r>
+              <w:rPr>
+                <w:rStyle w:val="Hipervnculo"/>
+              </w:rPr>
+              <w:t xml:space="preserve">…………………………………………………………………………………… </w:t>
             </w:r>
             <w:r>
               <w:rPr>
@@ -827,9 +836,6 @@
         <w:p>
           <w:pPr>
             <w:pStyle w:val="TDC2"/>
-            <w:tabs>
-              <w:tab w:val="left" w:pos="1920"/>
-            </w:tabs>
             <w:rPr>
               <w:rFonts w:eastAsiaTheme="minorEastAsia"/>
               <w:sz w:val="24"/>
@@ -1265,9 +1271,6 @@
         <w:p>
           <w:pPr>
             <w:pStyle w:val="TDC2"/>
-            <w:tabs>
-              <w:tab w:val="left" w:pos="1920"/>
-            </w:tabs>
             <w:rPr>
               <w:rFonts w:eastAsiaTheme="minorEastAsia"/>
               <w:sz w:val="24"/>
@@ -3484,7 +3487,7 @@
           <w:bCs/>
           <w:lang w:val="es-419" w:eastAsia="es-CO"/>
         </w:rPr>
-        <w:t>Política</w:t>
+        <w:t>Financiamiento</w:t>
       </w:r>
     </w:p>
     <w:p>
@@ -3499,7 +3502,7 @@
         <w:rPr>
           <w:lang w:val="es-419" w:eastAsia="es-CO"/>
         </w:rPr>
-        <w:t>Comprende el marco normativo, la estabilidad institucional y los programas gubernamentales de apoyo al emprendimiento.</w:t>
+        <w:t>Abarca las fuentes de capital disponibles, desde créditos hasta inversiones de riesgo y financiamiento alternativo.</w:t>
       </w:r>
     </w:p>
     <w:p>
@@ -3856,7 +3859,7 @@
         <w:rPr>
           <w:lang w:val="es-419" w:eastAsia="es-CO"/>
         </w:rPr>
-        <w:t xml:space="preserve">A nivel regional, según el Índice de Contexto Empresarial (NECI) del Global </w:t>
+        <w:t xml:space="preserve">A nivel regional, según el Índice del Contexto Empresarial del Global </w:t>
       </w:r>
       <w:proofErr w:type="spellStart"/>
       <w:r>
@@ -3878,7 +3881,13 @@
         <w:rPr>
           <w:lang w:val="es-419" w:eastAsia="es-CO"/>
         </w:rPr>
-        <w:t xml:space="preserve"> (GEM, 2019), Colombia ocupa el séptimo lugar entre los países de América del Norte, Centroamérica y Suramérica en términos de favorabilidad para la creación de empresas, de acuerdo con una escala donde puntuaciones cercanas a cero reflejan entornos poco propicios y valores cercanos a diez indican condiciones altamente favorables para el emprendimiento.</w:t>
+        <w:t xml:space="preserve"> (NECI) 2023), Colombia ocupa el séptimo lugar entre los países de América del Norte, Centroamérica y Suramérica en términos de favorabilidad para la creación de empresas, de acuerdo con una escala donde puntuaciones cercanas a cero reflejan entornos poco propicios y valores cercanos a diez indican condiciones altamente favorables para el emprendimiento</w:t>
+      </w:r>
+      <w:r>
+        <w:rPr>
+          <w:lang w:val="es-419" w:eastAsia="es-CO"/>
+        </w:rPr>
+        <w:t>.</w:t>
       </w:r>
     </w:p>
     <w:p>
@@ -4151,7 +4160,25 @@
         <w:rPr>
           <w:lang w:val="es-419" w:eastAsia="es-CO"/>
         </w:rPr>
-        <w:t xml:space="preserve"> (GEM) Colombia 2019, los principales factores que obstaculizan la actividad empresarial en el país son:</w:t>
+        <w:t xml:space="preserve"> (GEM) Colombia 20</w:t>
+      </w:r>
+      <w:r>
+        <w:rPr>
+          <w:lang w:val="es-419" w:eastAsia="es-CO"/>
+        </w:rPr>
+        <w:t>23</w:t>
+      </w:r>
+      <w:r>
+        <w:rPr>
+          <w:lang w:val="es-419" w:eastAsia="es-CO"/>
+        </w:rPr>
+        <w:t>F</w:t>
+      </w:r>
+      <w:r>
+        <w:rPr>
+          <w:lang w:val="es-419" w:eastAsia="es-CO"/>
+        </w:rPr>
+        <w:t>, los principales factores que obstaculizan la actividad empresarial en el país son:</w:t>
       </w:r>
     </w:p>
     <w:p>
@@ -5300,7 +5327,7 @@
         <w:pStyle w:val="Prrafodelista"/>
         <w:numPr>
           <w:ilvl w:val="0"/>
-          <w:numId w:val="19"/>
+          <w:numId w:val="22"/>
         </w:numPr>
         <w:rPr>
           <w:b/>
@@ -5314,7 +5341,7 @@
           <w:bCs/>
           <w:lang w:val="es-419" w:eastAsia="es-CO"/>
         </w:rPr>
-        <w:t>Debilidades</w:t>
+        <w:t>Oportunidades</w:t>
       </w:r>
     </w:p>
     <w:p>
@@ -5329,7 +5356,7 @@
         <w:rPr>
           <w:lang w:val="es-419" w:eastAsia="es-CO"/>
         </w:rPr>
-        <w:t>Son las carencias o limitaciones personales que pueden dificultar el desarrollo del emprendimiento. Identificarlas permite establecer planes de mejora y evitar que se conviertan en obstáculos críticos.</w:t>
+        <w:t>Corresponden a factores externos positivos - tendencias del mercado, avances tecnológicos, necesidades insatisfechas, apoyos institucionales - que pueden ser aprovechados estratégicamente para fortalecer el proyecto.</w:t>
       </w:r>
     </w:p>
     <w:p>
@@ -5351,7 +5378,7 @@
           <w:bCs/>
           <w:lang w:val="es-419" w:eastAsia="es-CO"/>
         </w:rPr>
-        <w:t>Oportunidades</w:t>
+        <w:t>Debilidades</w:t>
       </w:r>
     </w:p>
     <w:p>
@@ -5366,7 +5393,7 @@
         <w:rPr>
           <w:lang w:val="es-419" w:eastAsia="es-CO"/>
         </w:rPr>
-        <w:t>Corresponden a factores externos positivos — tendencias del mercado, avances tecnológicos, necesidades insatisfechas, apoyos institucionales — que pueden ser aprovechados estratégicamente para fortalecer el proyecto.</w:t>
+        <w:t>Son las carencias o limitaciones personales que pueden dificultar el desarrollo del emprendimiento. Identificarlas permite establecer planes de mejora y evitar que se conviertan en obstáculos críticos.</w:t>
       </w:r>
     </w:p>
     <w:p>
@@ -5737,7 +5764,10 @@
               <w:pStyle w:val="TextoTablas"/>
             </w:pPr>
             <w:r>
-              <w:t>Debilidades</w:t>
+              <w:t>Oportunidade</w:t>
+            </w:r>
+            <w:r>
+              <w:t>s</w:t>
             </w:r>
           </w:p>
         </w:tc>
@@ -5750,7 +5780,10 @@
               <w:pStyle w:val="TextoTablas"/>
             </w:pPr>
             <w:r>
-              <w:t>Oportunidades</w:t>
+              <w:t>Debilidade</w:t>
+            </w:r>
+            <w:r>
+              <w:t>s</w:t>
             </w:r>
           </w:p>
         </w:tc>
@@ -5794,7 +5827,7 @@
               <w:pStyle w:val="TextoTablas"/>
             </w:pPr>
             <w:r>
-              <w:t>Permite identificar los puntos negativos o aspectos de mejora del emprendedor, pueden ser de índole personal o profesional.</w:t>
+              <w:t>Permite identificar oportunidades, tendencias, elementos externos, que pueden favorecer el emprendimiento a iniciar.</w:t>
             </w:r>
           </w:p>
         </w:tc>
@@ -5807,7 +5840,10 @@
               <w:pStyle w:val="TextoTablas"/>
             </w:pPr>
             <w:r>
-              <w:t>Permite identificar oportunidades, tendencias, elementos externos, que pueden favorecer el emprendimiento a iniciar.</w:t>
+              <w:t>Permite identificar los puntos negativos o aspectos de mejora del emprendedor, pueden ser de índole personal o profesional</w:t>
+            </w:r>
+            <w:r>
+              <w:t>.</w:t>
             </w:r>
           </w:p>
         </w:tc>
@@ -5820,7 +5856,10 @@
               <w:pStyle w:val="TextoTablas"/>
             </w:pPr>
             <w:r>
-              <w:t>Detecta aquellas situaciones, acontecimientos que pueden afectar el correcto desarrollo del proyecto, como motivos personales, aspectos de la vida familiar, social, emocional, entre otros.</w:t>
+              <w:t>Permite</w:t>
+            </w:r>
+            <w:r>
+              <w:t xml:space="preserve"> aquellas situaciones, acontecimientos que pueden afectar el correcto desarrollo del proyecto, como motivos personales, aspectos de la vida familiar, social, emocional, entre otros.</w:t>
             </w:r>
           </w:p>
         </w:tc>
@@ -5836,7 +5875,19 @@
         <w:rPr>
           <w:lang w:val="es-419" w:eastAsia="es-CO"/>
         </w:rPr>
-        <w:t>Después de analizar cada uno de los elementos del FODA (fortalezas, debilidades, oportunidades y amenazas), el siguiente paso es elaborar un plan de acción. Este se construye a partir del cruce entre los factores internos (fortalezas y debilidades) y los factores externos (oportunidades y amenazas). El cruce permite al emprendedor obtener una visión objetiva y estratégica de su situación actual, identificando tanto las áreas de oportunidad que puede aprovechar como las debilidades que necesita mejorar; a partir de este análisis, se pueden definir acciones concretas que fortalezcan su perfil, potencien sus ventajas competitivas y minimicen los riesgos que podrían afectar el desarrollo de su emprendimiento.</w:t>
+        <w:t xml:space="preserve">Después de </w:t>
+      </w:r>
+      <w:r>
+        <w:rPr>
+          <w:lang w:val="es-419" w:eastAsia="es-CO"/>
+        </w:rPr>
+        <w:t>identific</w:t>
+      </w:r>
+      <w:r>
+        <w:rPr>
+          <w:lang w:val="es-419" w:eastAsia="es-CO"/>
+        </w:rPr>
+        <w:t>ar cada uno de los elementos del FODA (fortalezas, debilidades, oportunidades y amenazas), el siguiente paso es elaborar un plan de acción. Este se construye a partir del cruce entre los factores internos (fortalezas y debilidades) y los factores externos (oportunidades y amenazas). El cruce permite al emprendedor obtener una visión objetiva y estratégica de su situación actual, identificando tanto las áreas de oportunidad que puede aprovechar como las debilidades que necesita mejorar; a partir de este análisis, se pueden definir acciones concretas que fortalezcan su perfil, potencien sus ventajas competitivas y minimicen los riesgos que podrían afectar el desarrollo de su emprendimiento.</w:t>
       </w:r>
     </w:p>
     <w:p>
@@ -7516,6 +7567,14 @@
         </w:rPr>
         <w:lastRenderedPageBreak/>
         <w:t>Nota</w:t>
+      </w:r>
+      <w:r>
+        <w:rPr>
+          <w:b/>
+          <w:bCs/>
+          <w:lang w:val="es-419" w:eastAsia="es-CO"/>
+        </w:rPr>
+        <w:t>.</w:t>
       </w:r>
     </w:p>
     <w:p>
@@ -12983,10 +13042,123 @@
     </w:lvl>
   </w:abstractNum>
   <w:abstractNum w:abstractNumId="15" w15:restartNumberingAfterBreak="0">
+    <w:nsid w:val="5F2D07E2"/>
+    <w:multiLevelType w:val="hybridMultilevel"/>
+    <w:tmpl w:val="24BE01E6"/>
+    <w:lvl w:ilvl="0" w:tplc="240A0001">
+      <w:start w:val="1"/>
+      <w:numFmt w:val="bullet"/>
+      <w:lvlText w:val=""/>
+      <w:lvlJc w:val="left"/>
+      <w:pPr>
+        <w:ind w:left="1429" w:hanging="360"/>
+      </w:pPr>
+      <w:rPr>
+        <w:rFonts w:ascii="Symbol" w:hAnsi="Symbol" w:hint="default"/>
+      </w:rPr>
+    </w:lvl>
+    <w:lvl w:ilvl="1" w:tplc="240A0003" w:tentative="1">
+      <w:start w:val="1"/>
+      <w:numFmt w:val="bullet"/>
+      <w:lvlText w:val="o"/>
+      <w:lvlJc w:val="left"/>
+      <w:pPr>
+        <w:ind w:left="2149" w:hanging="360"/>
+      </w:pPr>
+      <w:rPr>
+        <w:rFonts w:ascii="Courier New" w:hAnsi="Courier New" w:cs="Courier New" w:hint="default"/>
+      </w:rPr>
+    </w:lvl>
+    <w:lvl w:ilvl="2" w:tplc="240A0005" w:tentative="1">
+      <w:start w:val="1"/>
+      <w:numFmt w:val="bullet"/>
+      <w:lvlText w:val=""/>
+      <w:lvlJc w:val="left"/>
+      <w:pPr>
+        <w:ind w:left="2869" w:hanging="360"/>
+      </w:pPr>
+      <w:rPr>
+        <w:rFonts w:ascii="Wingdings" w:hAnsi="Wingdings" w:hint="default"/>
+      </w:rPr>
+    </w:lvl>
+    <w:lvl w:ilvl="3" w:tplc="240A0001" w:tentative="1">
+      <w:start w:val="1"/>
+      <w:numFmt w:val="bullet"/>
+      <w:lvlText w:val=""/>
+      <w:lvlJc w:val="left"/>
+      <w:pPr>
+        <w:ind w:left="3589" w:hanging="360"/>
+      </w:pPr>
+      <w:rPr>
+        <w:rFonts w:ascii="Symbol" w:hAnsi="Symbol" w:hint="default"/>
+      </w:rPr>
+    </w:lvl>
+    <w:lvl w:ilvl="4" w:tplc="240A0003" w:tentative="1">
+      <w:start w:val="1"/>
+      <w:numFmt w:val="bullet"/>
+      <w:lvlText w:val="o"/>
+      <w:lvlJc w:val="left"/>
+      <w:pPr>
+        <w:ind w:left="4309" w:hanging="360"/>
+      </w:pPr>
+      <w:rPr>
+        <w:rFonts w:ascii="Courier New" w:hAnsi="Courier New" w:cs="Courier New" w:hint="default"/>
+      </w:rPr>
+    </w:lvl>
+    <w:lvl w:ilvl="5" w:tplc="240A0005" w:tentative="1">
+      <w:start w:val="1"/>
+      <w:numFmt w:val="bullet"/>
+      <w:lvlText w:val=""/>
+      <w:lvlJc w:val="left"/>
+      <w:pPr>
+        <w:ind w:left="5029" w:hanging="360"/>
+      </w:pPr>
+      <w:rPr>
+        <w:rFonts w:ascii="Wingdings" w:hAnsi="Wingdings" w:hint="default"/>
+      </w:rPr>
+    </w:lvl>
+    <w:lvl w:ilvl="6" w:tplc="240A0001" w:tentative="1">
+      <w:start w:val="1"/>
+      <w:numFmt w:val="bullet"/>
+      <w:lvlText w:val=""/>
+      <w:lvlJc w:val="left"/>
+      <w:pPr>
+        <w:ind w:left="5749" w:hanging="360"/>
+      </w:pPr>
+      <w:rPr>
+        <w:rFonts w:ascii="Symbol" w:hAnsi="Symbol" w:hint="default"/>
+      </w:rPr>
+    </w:lvl>
+    <w:lvl w:ilvl="7" w:tplc="240A0003" w:tentative="1">
+      <w:start w:val="1"/>
+      <w:numFmt w:val="bullet"/>
+      <w:lvlText w:val="o"/>
+      <w:lvlJc w:val="left"/>
+      <w:pPr>
+        <w:ind w:left="6469" w:hanging="360"/>
+      </w:pPr>
+      <w:rPr>
+        <w:rFonts w:ascii="Courier New" w:hAnsi="Courier New" w:cs="Courier New" w:hint="default"/>
+      </w:rPr>
+    </w:lvl>
+    <w:lvl w:ilvl="8" w:tplc="240A0005" w:tentative="1">
+      <w:start w:val="1"/>
+      <w:numFmt w:val="bullet"/>
+      <w:lvlText w:val=""/>
+      <w:lvlJc w:val="left"/>
+      <w:pPr>
+        <w:ind w:left="7189" w:hanging="360"/>
+      </w:pPr>
+      <w:rPr>
+        <w:rFonts w:ascii="Wingdings" w:hAnsi="Wingdings" w:hint="default"/>
+      </w:rPr>
+    </w:lvl>
+  </w:abstractNum>
+  <w:abstractNum w:abstractNumId="16" w15:restartNumberingAfterBreak="0">
     <w:nsid w:val="60334100"/>
     <w:multiLevelType w:val="hybridMultilevel"/>
-    <w:tmpl w:val="6602E076"/>
-    <w:lvl w:ilvl="0" w:tplc="080A000F">
+    <w:tmpl w:val="188E75F0"/>
+    <w:lvl w:ilvl="0" w:tplc="095C5610">
       <w:start w:val="1"/>
       <w:numFmt w:val="decimal"/>
       <w:lvlText w:val="%1."/>
@@ -12994,6 +13166,10 @@
       <w:pPr>
         <w:ind w:left="1429" w:hanging="360"/>
       </w:pPr>
+      <w:rPr>
+        <w:b/>
+        <w:bCs/>
+      </w:rPr>
     </w:lvl>
     <w:lvl w:ilvl="1" w:tplc="080A0019" w:tentative="1">
       <w:start w:val="1"/>
@@ -13068,7 +13244,7 @@
       </w:pPr>
     </w:lvl>
   </w:abstractNum>
-  <w:abstractNum w:abstractNumId="16" w15:restartNumberingAfterBreak="0">
+  <w:abstractNum w:abstractNumId="17" w15:restartNumberingAfterBreak="0">
     <w:nsid w:val="6245478E"/>
     <w:multiLevelType w:val="hybridMultilevel"/>
     <w:tmpl w:val="B220F1DC"/>
@@ -13181,7 +13357,7 @@
       </w:rPr>
     </w:lvl>
   </w:abstractNum>
-  <w:abstractNum w:abstractNumId="17" w15:restartNumberingAfterBreak="0">
+  <w:abstractNum w:abstractNumId="18" w15:restartNumberingAfterBreak="0">
     <w:nsid w:val="6DF657C4"/>
     <w:multiLevelType w:val="hybridMultilevel"/>
     <w:tmpl w:val="03D0919C"/>
@@ -13294,7 +13470,7 @@
       </w:rPr>
     </w:lvl>
   </w:abstractNum>
-  <w:abstractNum w:abstractNumId="18" w15:restartNumberingAfterBreak="0">
+  <w:abstractNum w:abstractNumId="19" w15:restartNumberingAfterBreak="0">
     <w:nsid w:val="709E24DB"/>
     <w:multiLevelType w:val="hybridMultilevel"/>
     <w:tmpl w:val="41884BA6"/>
@@ -13409,7 +13585,7 @@
       </w:pPr>
     </w:lvl>
   </w:abstractNum>
-  <w:abstractNum w:abstractNumId="19" w15:restartNumberingAfterBreak="0">
+  <w:abstractNum w:abstractNumId="20" w15:restartNumberingAfterBreak="0">
     <w:nsid w:val="72394059"/>
     <w:multiLevelType w:val="multilevel"/>
     <w:tmpl w:val="3B4E6946"/>
@@ -13532,7 +13708,7 @@
       </w:rPr>
     </w:lvl>
   </w:abstractNum>
-  <w:abstractNum w:abstractNumId="20" w15:restartNumberingAfterBreak="0">
+  <w:abstractNum w:abstractNumId="21" w15:restartNumberingAfterBreak="0">
     <w:nsid w:val="7371087E"/>
     <w:multiLevelType w:val="hybridMultilevel"/>
     <w:tmpl w:val="E65AC566"/>
@@ -13661,10 +13837,10 @@
     <w:abstractNumId w:val="6"/>
   </w:num>
   <w:num w:numId="6" w16cid:durableId="2120836654">
-    <w:abstractNumId w:val="18"/>
+    <w:abstractNumId w:val="19"/>
   </w:num>
   <w:num w:numId="7" w16cid:durableId="1370185621">
-    <w:abstractNumId w:val="19"/>
+    <w:abstractNumId w:val="20"/>
   </w:num>
   <w:num w:numId="8" w16cid:durableId="1231426676">
     <w:abstractNumId w:val="14"/>
@@ -13679,16 +13855,16 @@
     <w:abstractNumId w:val="9"/>
   </w:num>
   <w:num w:numId="12" w16cid:durableId="921452737">
-    <w:abstractNumId w:val="16"/>
+    <w:abstractNumId w:val="17"/>
   </w:num>
   <w:num w:numId="13" w16cid:durableId="413623588">
-    <w:abstractNumId w:val="20"/>
+    <w:abstractNumId w:val="21"/>
   </w:num>
   <w:num w:numId="14" w16cid:durableId="882206119">
     <w:abstractNumId w:val="5"/>
   </w:num>
   <w:num w:numId="15" w16cid:durableId="1737701535">
-    <w:abstractNumId w:val="15"/>
+    <w:abstractNumId w:val="16"/>
   </w:num>
   <w:num w:numId="16" w16cid:durableId="1289970894">
     <w:abstractNumId w:val="2"/>
@@ -13697,7 +13873,7 @@
     <w:abstractNumId w:val="12"/>
   </w:num>
   <w:num w:numId="18" w16cid:durableId="240917574">
-    <w:abstractNumId w:val="17"/>
+    <w:abstractNumId w:val="18"/>
   </w:num>
   <w:num w:numId="19" w16cid:durableId="713046644">
     <w:abstractNumId w:val="11"/>
@@ -13707,6 +13883,9 @@
   </w:num>
   <w:num w:numId="21" w16cid:durableId="381439518">
     <w:abstractNumId w:val="4"/>
+  </w:num>
+  <w:num w:numId="22" w16cid:durableId="106245238">
+    <w:abstractNumId w:val="15"/>
   </w:num>
   <w:numIdMacAtCleanup w:val="21"/>
 </w:numbering>
@@ -14800,14 +14979,15 @@
     <w:autoRedefine/>
     <w:uiPriority w:val="39"/>
     <w:unhideWhenUsed/>
-    <w:rsid w:val="008C0D8B"/>
+    <w:rsid w:val="00A53044"/>
     <w:pPr>
       <w:tabs>
         <w:tab w:val="left" w:pos="1276"/>
+        <w:tab w:val="left" w:pos="1920"/>
         <w:tab w:val="right" w:leader="dot" w:pos="9962"/>
       </w:tabs>
       <w:spacing w:after="100"/>
-      <w:ind w:left="708" w:firstLine="429"/>
+      <w:ind w:left="1560" w:hanging="422"/>
     </w:pPr>
     <w:rPr>
       <w:noProof/>
@@ -15434,6 +15614,10 @@
 </file>
 
 <file path=customXml/item1.xml><?xml version="1.0" encoding="utf-8"?>
+<b:Sources xmlns:b="http://schemas.openxmlformats.org/officeDocument/2006/bibliography" xmlns="http://schemas.openxmlformats.org/officeDocument/2006/bibliography" SelectedStyle="\APASixthEditionOfficeOnline.xsl" StyleName="APA" Version="6"/>
+</file>
+
+<file path=customXml/item2.xml><?xml version="1.0" encoding="utf-8"?>
 <?mso-contentType ?>
 <FormTemplates xmlns="http://schemas.microsoft.com/sharepoint/v3/contenttype/forms">
   <Display>DocumentLibraryForm</Display>
@@ -15442,46 +15626,27 @@
 </FormTemplates>
 </file>
 
-<file path=customXml/item2.xml><?xml version="1.0" encoding="utf-8"?>
-<b:Sources xmlns:b="http://schemas.openxmlformats.org/officeDocument/2006/bibliography" xmlns="http://schemas.openxmlformats.org/officeDocument/2006/bibliography" SelectedStyle="\APASixthEditionOfficeOnline.xsl" StyleName="APA" Version="6"/>
-</file>
-
 <file path=customXml/item3.xml><?xml version="1.0" encoding="utf-8"?>
-<p:properties xmlns:p="http://schemas.microsoft.com/office/2006/metadata/properties" xmlns:xsi="http://www.w3.org/2001/XMLSchema-instance" xmlns:pc="http://schemas.microsoft.com/office/infopath/2007/PartnerControls">
-  <documentManagement>
-    <TaxCatchAll xmlns="cb45339b-ced9-4d0d-8f64-77573914d53b" xsi:nil="true"/>
-    <lcf76f155ced4ddcb4097134ff3c332f xmlns="43a3ca16-9c26-4813-b83f-4aec9927b43f">
-      <Terms xmlns="http://schemas.microsoft.com/office/infopath/2007/PartnerControls"/>
-    </lcf76f155ced4ddcb4097134ff3c332f>
-  </documentManagement>
-</p:properties>
-</file>
-
-<file path=customXml/item4.xml><?xml version="1.0" encoding="utf-8"?>
-<ct:contentTypeSchema xmlns:ct="http://schemas.microsoft.com/office/2006/metadata/contentType" xmlns:ma="http://schemas.microsoft.com/office/2006/metadata/properties/metaAttributes" ct:_="" ma:_="" ma:contentTypeName="Documento" ma:contentTypeID="0x01010049282E1EDBE9234EA9E6D38F720E265F" ma:contentTypeVersion="15" ma:contentTypeDescription="Crear nuevo documento." ma:contentTypeScope="" ma:versionID="b31c7aa9eaf043a08b87120b3c4916e3">
-  <xsd:schema xmlns:xsd="http://www.w3.org/2001/XMLSchema" xmlns:xs="http://www.w3.org/2001/XMLSchema" xmlns:p="http://schemas.microsoft.com/office/2006/metadata/properties" xmlns:ns2="cb45339b-ced9-4d0d-8f64-77573914d53b" xmlns:ns3="43a3ca16-9c26-4813-b83f-4aec9927b43f" targetNamespace="http://schemas.microsoft.com/office/2006/metadata/properties" ma:root="true" ma:fieldsID="3533d065b04d75c457075bc55f1f5315" ns2:_="" ns3:_="">
-    <xsd:import namespace="cb45339b-ced9-4d0d-8f64-77573914d53b"/>
-    <xsd:import namespace="43a3ca16-9c26-4813-b83f-4aec9927b43f"/>
+<ct:contentTypeSchema xmlns:ct="http://schemas.microsoft.com/office/2006/metadata/contentType" xmlns:ma="http://schemas.microsoft.com/office/2006/metadata/properties/metaAttributes" ct:_="" ma:_="" ma:contentTypeName="Documento" ma:contentTypeID="0x0101005D7421CBAB376F47AC1876466873BE0C" ma:contentTypeVersion="11" ma:contentTypeDescription="Crear nuevo documento." ma:contentTypeScope="" ma:versionID="3a1bba6d8728ce939bf9f95dae234b40">
+  <xsd:schema xmlns:xsd="http://www.w3.org/2001/XMLSchema" xmlns:xs="http://www.w3.org/2001/XMLSchema" xmlns:p="http://schemas.microsoft.com/office/2006/metadata/properties" xmlns:ns2="55abea07-cd72-4a95-add0-1082a24cf9e9" xmlns:ns3="285d351f-f218-493a-825f-85a9dfbde315" targetNamespace="http://schemas.microsoft.com/office/2006/metadata/properties" ma:root="true" ma:fieldsID="a4f96e62c8f781ccc064189483c2e669" ns2:_="" ns3:_="">
+    <xsd:import namespace="55abea07-cd72-4a95-add0-1082a24cf9e9"/>
+    <xsd:import namespace="285d351f-f218-493a-825f-85a9dfbde315"/>
     <xsd:element name="properties">
       <xsd:complexType>
         <xsd:sequence>
           <xsd:element name="documentManagement">
             <xsd:complexType>
               <xsd:all>
-                <xsd:element ref="ns2:SharedWithUsers" minOccurs="0"/>
-                <xsd:element ref="ns2:SharedWithDetails" minOccurs="0"/>
-                <xsd:element ref="ns3:MediaServiceMetadata" minOccurs="0"/>
-                <xsd:element ref="ns3:MediaServiceFastMetadata" minOccurs="0"/>
-                <xsd:element ref="ns3:MediaServiceDateTaken" minOccurs="0"/>
-                <xsd:element ref="ns3:MediaServiceObjectDetectorVersions" minOccurs="0"/>
-                <xsd:element ref="ns3:MediaLengthInSeconds" minOccurs="0"/>
-                <xsd:element ref="ns3:MediaServiceLocation" minOccurs="0"/>
-                <xsd:element ref="ns3:MediaServiceGenerationTime" minOccurs="0"/>
-                <xsd:element ref="ns3:MediaServiceEventHashCode" minOccurs="0"/>
-                <xsd:element ref="ns3:lcf76f155ced4ddcb4097134ff3c332f" minOccurs="0"/>
-                <xsd:element ref="ns2:TaxCatchAll" minOccurs="0"/>
-                <xsd:element ref="ns3:MediaServiceOCR" minOccurs="0"/>
-                <xsd:element ref="ns3:MediaServiceSearchProperties" minOccurs="0"/>
+                <xsd:element ref="ns2:MediaServiceMetadata" minOccurs="0"/>
+                <xsd:element ref="ns2:MediaServiceFastMetadata" minOccurs="0"/>
+                <xsd:element ref="ns2:MediaServiceSearchProperties" minOccurs="0"/>
+                <xsd:element ref="ns2:MediaServiceDateTaken" minOccurs="0"/>
+                <xsd:element ref="ns2:lcf76f155ced4ddcb4097134ff3c332f" minOccurs="0"/>
+                <xsd:element ref="ns3:TaxCatchAll" minOccurs="0"/>
+                <xsd:element ref="ns2:MediaServiceOCR" minOccurs="0"/>
+                <xsd:element ref="ns2:MediaServiceGenerationTime" minOccurs="0"/>
+                <xsd:element ref="ns2:MediaServiceEventHashCode" minOccurs="0"/>
+                <xsd:element ref="ns2:MediaLengthInSeconds" minOccurs="0"/>
               </xsd:all>
             </xsd:complexType>
           </xsd:element>
@@ -15489,78 +15654,41 @@
       </xsd:complexType>
     </xsd:element>
   </xsd:schema>
-  <xsd:schema xmlns:xsd="http://www.w3.org/2001/XMLSchema" xmlns:xs="http://www.w3.org/2001/XMLSchema" xmlns:dms="http://schemas.microsoft.com/office/2006/documentManagement/types" xmlns:pc="http://schemas.microsoft.com/office/infopath/2007/PartnerControls" targetNamespace="cb45339b-ced9-4d0d-8f64-77573914d53b" elementFormDefault="qualified">
+  <xsd:schema xmlns:xsd="http://www.w3.org/2001/XMLSchema" xmlns:xs="http://www.w3.org/2001/XMLSchema" xmlns:dms="http://schemas.microsoft.com/office/2006/documentManagement/types" xmlns:pc="http://schemas.microsoft.com/office/infopath/2007/PartnerControls" targetNamespace="55abea07-cd72-4a95-add0-1082a24cf9e9" elementFormDefault="qualified">
     <xsd:import namespace="http://schemas.microsoft.com/office/2006/documentManagement/types"/>
     <xsd:import namespace="http://schemas.microsoft.com/office/infopath/2007/PartnerControls"/>
-    <xsd:element name="SharedWithUsers" ma:index="8" nillable="true" ma:displayName="Compartido con" ma:internalName="SharedWithUsers" ma:readOnly="true">
+    <xsd:element name="MediaServiceMetadata" ma:index="8" nillable="true" ma:displayName="MediaServiceMetadata" ma:hidden="true" ma:internalName="MediaServiceMetadata" ma:readOnly="true">
+      <xsd:simpleType>
+        <xsd:restriction base="dms:Note"/>
+      </xsd:simpleType>
+    </xsd:element>
+    <xsd:element name="MediaServiceFastMetadata" ma:index="9" nillable="true" ma:displayName="MediaServiceFastMetadata" ma:hidden="true" ma:internalName="MediaServiceFastMetadata" ma:readOnly="true">
+      <xsd:simpleType>
+        <xsd:restriction base="dms:Note"/>
+      </xsd:simpleType>
+    </xsd:element>
+    <xsd:element name="MediaServiceSearchProperties" ma:index="10" nillable="true" ma:displayName="MediaServiceSearchProperties" ma:hidden="true" ma:internalName="MediaServiceSearchProperties" ma:readOnly="true">
+      <xsd:simpleType>
+        <xsd:restriction base="dms:Note"/>
+      </xsd:simpleType>
+    </xsd:element>
+    <xsd:element name="MediaServiceDateTaken" ma:index="11" nillable="true" ma:displayName="MediaServiceDateTaken" ma:hidden="true" ma:indexed="true" ma:internalName="MediaServiceDateTaken" ma:readOnly="true">
+      <xsd:simpleType>
+        <xsd:restriction base="dms:Text"/>
+      </xsd:simpleType>
+    </xsd:element>
+    <xsd:element name="lcf76f155ced4ddcb4097134ff3c332f" ma:index="13" nillable="true" ma:taxonomy="true" ma:internalName="lcf76f155ced4ddcb4097134ff3c332f" ma:taxonomyFieldName="MediaServiceImageTags" ma:displayName="Etiquetas de imagen" ma:readOnly="false" ma:fieldId="{5cf76f15-5ced-4ddc-b409-7134ff3c332f}" ma:taxonomyMulti="true" ma:sspId="d33c8c81-5745-4931-bcc4-c2aeafe86780" ma:termSetId="09814cd3-568e-fe90-9814-8d621ff8fb84" ma:anchorId="fba54fb3-c3e1-fe81-a776-ca4b69148c4d" ma:open="true" ma:isKeyword="false">
       <xsd:complexType>
-        <xsd:complexContent>
-          <xsd:extension base="dms:UserMulti">
-            <xsd:sequence>
-              <xsd:element name="UserInfo" minOccurs="0" maxOccurs="unbounded">
-                <xsd:complexType>
-                  <xsd:sequence>
-                    <xsd:element name="DisplayName" type="xsd:string" minOccurs="0"/>
-                    <xsd:element name="AccountId" type="dms:UserId" minOccurs="0" nillable="true"/>
-                    <xsd:element name="AccountType" type="xsd:string" minOccurs="0"/>
-                  </xsd:sequence>
-                </xsd:complexType>
-              </xsd:element>
-            </xsd:sequence>
-          </xsd:extension>
-        </xsd:complexContent>
+        <xsd:sequence>
+          <xsd:element ref="pc:Terms" minOccurs="0" maxOccurs="1"/>
+        </xsd:sequence>
       </xsd:complexType>
     </xsd:element>
-    <xsd:element name="SharedWithDetails" ma:index="9" nillable="true" ma:displayName="Detalles de uso compartido" ma:internalName="SharedWithDetails" ma:readOnly="true">
+    <xsd:element name="MediaServiceOCR" ma:index="15" nillable="true" ma:displayName="Extracted Text" ma:internalName="MediaServiceOCR" ma:readOnly="true">
       <xsd:simpleType>
         <xsd:restriction base="dms:Note">
           <xsd:maxLength value="255"/>
         </xsd:restriction>
-      </xsd:simpleType>
-    </xsd:element>
-    <xsd:element name="TaxCatchAll" ma:index="20" nillable="true" ma:displayName="Taxonomy Catch All Column" ma:hidden="true" ma:list="{2f40a149-578b-41a1-8845-c88bc1831770}" ma:internalName="TaxCatchAll" ma:showField="CatchAllData" ma:web="cb45339b-ced9-4d0d-8f64-77573914d53b">
-      <xsd:complexType>
-        <xsd:complexContent>
-          <xsd:extension base="dms:MultiChoiceLookup">
-            <xsd:sequence>
-              <xsd:element name="Value" type="dms:Lookup" maxOccurs="unbounded" minOccurs="0" nillable="true"/>
-            </xsd:sequence>
-          </xsd:extension>
-        </xsd:complexContent>
-      </xsd:complexType>
-    </xsd:element>
-  </xsd:schema>
-  <xsd:schema xmlns:xsd="http://www.w3.org/2001/XMLSchema" xmlns:xs="http://www.w3.org/2001/XMLSchema" xmlns:dms="http://schemas.microsoft.com/office/2006/documentManagement/types" xmlns:pc="http://schemas.microsoft.com/office/infopath/2007/PartnerControls" targetNamespace="43a3ca16-9c26-4813-b83f-4aec9927b43f" elementFormDefault="qualified">
-    <xsd:import namespace="http://schemas.microsoft.com/office/2006/documentManagement/types"/>
-    <xsd:import namespace="http://schemas.microsoft.com/office/infopath/2007/PartnerControls"/>
-    <xsd:element name="MediaServiceMetadata" ma:index="10" nillable="true" ma:displayName="MediaServiceMetadata" ma:hidden="true" ma:internalName="MediaServiceMetadata" ma:readOnly="true">
-      <xsd:simpleType>
-        <xsd:restriction base="dms:Note"/>
-      </xsd:simpleType>
-    </xsd:element>
-    <xsd:element name="MediaServiceFastMetadata" ma:index="11" nillable="true" ma:displayName="MediaServiceFastMetadata" ma:hidden="true" ma:internalName="MediaServiceFastMetadata" ma:readOnly="true">
-      <xsd:simpleType>
-        <xsd:restriction base="dms:Note"/>
-      </xsd:simpleType>
-    </xsd:element>
-    <xsd:element name="MediaServiceDateTaken" ma:index="12" nillable="true" ma:displayName="MediaServiceDateTaken" ma:hidden="true" ma:indexed="true" ma:internalName="MediaServiceDateTaken" ma:readOnly="true">
-      <xsd:simpleType>
-        <xsd:restriction base="dms:Text"/>
-      </xsd:simpleType>
-    </xsd:element>
-    <xsd:element name="MediaServiceObjectDetectorVersions" ma:index="13" nillable="true" ma:displayName="MediaServiceObjectDetectorVersions" ma:hidden="true" ma:indexed="true" ma:internalName="MediaServiceObjectDetectorVersions" ma:readOnly="true">
-      <xsd:simpleType>
-        <xsd:restriction base="dms:Text"/>
-      </xsd:simpleType>
-    </xsd:element>
-    <xsd:element name="MediaLengthInSeconds" ma:index="14" nillable="true" ma:displayName="MediaLengthInSeconds" ma:hidden="true" ma:internalName="MediaLengthInSeconds" ma:readOnly="true">
-      <xsd:simpleType>
-        <xsd:restriction base="dms:Unknown"/>
-      </xsd:simpleType>
-    </xsd:element>
-    <xsd:element name="MediaServiceLocation" ma:index="15" nillable="true" ma:displayName="Location" ma:indexed="true" ma:internalName="MediaServiceLocation" ma:readOnly="true">
-      <xsd:simpleType>
-        <xsd:restriction base="dms:Text"/>
       </xsd:simpleType>
     </xsd:element>
     <xsd:element name="MediaServiceGenerationTime" ma:index="16" nillable="true" ma:displayName="MediaServiceGenerationTime" ma:hidden="true" ma:internalName="MediaServiceGenerationTime" ma:readOnly="true">
@@ -15573,24 +15701,25 @@
         <xsd:restriction base="dms:Text"/>
       </xsd:simpleType>
     </xsd:element>
-    <xsd:element name="lcf76f155ced4ddcb4097134ff3c332f" ma:index="19" nillable="true" ma:taxonomy="true" ma:internalName="lcf76f155ced4ddcb4097134ff3c332f" ma:taxonomyFieldName="MediaServiceImageTags" ma:displayName="Etiquetas de imagen" ma:readOnly="false" ma:fieldId="{5cf76f15-5ced-4ddc-b409-7134ff3c332f}" ma:taxonomyMulti="true" ma:sspId="d33c8c81-5745-4931-bcc4-c2aeafe86780" ma:termSetId="09814cd3-568e-fe90-9814-8d621ff8fb84" ma:anchorId="fba54fb3-c3e1-fe81-a776-ca4b69148c4d" ma:open="true" ma:isKeyword="false">
-      <xsd:complexType>
-        <xsd:sequence>
-          <xsd:element ref="pc:Terms" minOccurs="0" maxOccurs="1"/>
-        </xsd:sequence>
-      </xsd:complexType>
-    </xsd:element>
-    <xsd:element name="MediaServiceOCR" ma:index="21" nillable="true" ma:displayName="Extracted Text" ma:internalName="MediaServiceOCR" ma:readOnly="true">
+    <xsd:element name="MediaLengthInSeconds" ma:index="18" nillable="true" ma:displayName="MediaLengthInSeconds" ma:hidden="true" ma:internalName="MediaLengthInSeconds" ma:readOnly="true">
       <xsd:simpleType>
-        <xsd:restriction base="dms:Note">
-          <xsd:maxLength value="255"/>
-        </xsd:restriction>
+        <xsd:restriction base="dms:Unknown"/>
       </xsd:simpleType>
     </xsd:element>
-    <xsd:element name="MediaServiceSearchProperties" ma:index="22" nillable="true" ma:displayName="MediaServiceSearchProperties" ma:hidden="true" ma:internalName="MediaServiceSearchProperties" ma:readOnly="true">
-      <xsd:simpleType>
-        <xsd:restriction base="dms:Note"/>
-      </xsd:simpleType>
+  </xsd:schema>
+  <xsd:schema xmlns:xsd="http://www.w3.org/2001/XMLSchema" xmlns:xs="http://www.w3.org/2001/XMLSchema" xmlns:dms="http://schemas.microsoft.com/office/2006/documentManagement/types" xmlns:pc="http://schemas.microsoft.com/office/infopath/2007/PartnerControls" targetNamespace="285d351f-f218-493a-825f-85a9dfbde315" elementFormDefault="qualified">
+    <xsd:import namespace="http://schemas.microsoft.com/office/2006/documentManagement/types"/>
+    <xsd:import namespace="http://schemas.microsoft.com/office/infopath/2007/PartnerControls"/>
+    <xsd:element name="TaxCatchAll" ma:index="14" nillable="true" ma:displayName="Taxonomy Catch All Column" ma:hidden="true" ma:list="{5d57ac59-ec13-4ab6-8bf8-a162ea89df9b}" ma:internalName="TaxCatchAll" ma:showField="CatchAllData" ma:web="285d351f-f218-493a-825f-85a9dfbde315">
+      <xsd:complexType>
+        <xsd:complexContent>
+          <xsd:extension base="dms:MultiChoiceLookup">
+            <xsd:sequence>
+              <xsd:element name="Value" type="dms:Lookup" maxOccurs="unbounded" minOccurs="0" nillable="true"/>
+            </xsd:sequence>
+          </xsd:extension>
+        </xsd:complexContent>
+      </xsd:complexType>
     </xsd:element>
   </xsd:schema>
   <xsd:schema xmlns="http://schemas.openxmlformats.org/package/2006/metadata/core-properties" xmlns:xsd="http://www.w3.org/2001/XMLSchema" xmlns:xsi="http://www.w3.org/2001/XMLSchema-instance" xmlns:dc="http://purl.org/dc/elements/1.1/" xmlns:dcterms="http://purl.org/dc/terms/" xmlns:odoc="http://schemas.microsoft.com/internal/obd" targetNamespace="http://schemas.openxmlformats.org/package/2006/metadata/core-properties" elementFormDefault="qualified" attributeFormDefault="unqualified" blockDefault="#all">
@@ -15692,7 +15821,26 @@
 </ct:contentTypeSchema>
 </file>
 
+<file path=customXml/item4.xml><?xml version="1.0" encoding="utf-8"?>
+<p:properties xmlns:p="http://schemas.microsoft.com/office/2006/metadata/properties" xmlns:xsi="http://www.w3.org/2001/XMLSchema-instance" xmlns:pc="http://schemas.microsoft.com/office/infopath/2007/PartnerControls">
+  <documentManagement>
+    <TaxCatchAll xmlns="285d351f-f218-493a-825f-85a9dfbde315" xsi:nil="true"/>
+    <lcf76f155ced4ddcb4097134ff3c332f xmlns="55abea07-cd72-4a95-add0-1082a24cf9e9">
+      <Terms xmlns="http://schemas.microsoft.com/office/infopath/2007/PartnerControls"/>
+    </lcf76f155ced4ddcb4097134ff3c332f>
+  </documentManagement>
+</p:properties>
+</file>
+
 <file path=customXml/itemProps1.xml><?xml version="1.0" encoding="utf-8"?>
+<ds:datastoreItem xmlns:ds="http://schemas.openxmlformats.org/officeDocument/2006/customXml" ds:itemID="{A9F2CEBA-C824-4C86-81A8-E32CBD0EB92D}">
+  <ds:schemaRefs>
+    <ds:schemaRef ds:uri="http://schemas.openxmlformats.org/officeDocument/2006/bibliography"/>
+  </ds:schemaRefs>
+</ds:datastoreItem>
+</file>
+
+<file path=customXml/itemProps2.xml><?xml version="1.0" encoding="utf-8"?>
 <ds:datastoreItem xmlns:ds="http://schemas.openxmlformats.org/officeDocument/2006/customXml" ds:itemID="{D00A4A46-BDBD-48AC-87B9-2BA42D9CC06F}">
   <ds:schemaRefs>
     <ds:schemaRef ds:uri="http://schemas.microsoft.com/sharepoint/v3/contenttype/forms"/>
@@ -15700,15 +15848,11 @@
 </ds:datastoreItem>
 </file>
 
-<file path=customXml/itemProps2.xml><?xml version="1.0" encoding="utf-8"?>
-<ds:datastoreItem xmlns:ds="http://schemas.openxmlformats.org/officeDocument/2006/customXml" ds:itemID="{A9F2CEBA-C824-4C86-81A8-E32CBD0EB92D}">
-  <ds:schemaRefs>
-    <ds:schemaRef ds:uri="http://schemas.openxmlformats.org/officeDocument/2006/bibliography"/>
-  </ds:schemaRefs>
-</ds:datastoreItem>
+<file path=customXml/itemProps3.xml><?xml version="1.0" encoding="utf-8"?>
+<ds:datastoreItem xmlns:ds="http://schemas.openxmlformats.org/officeDocument/2006/customXml" ds:itemID="{BE94EBE4-63F9-4BE6-9C3B-B7A6D69429F9}"/>
 </file>
 
-<file path=customXml/itemProps3.xml><?xml version="1.0" encoding="utf-8"?>
+<file path=customXml/itemProps4.xml><?xml version="1.0" encoding="utf-8"?>
 <ds:datastoreItem xmlns:ds="http://schemas.openxmlformats.org/officeDocument/2006/customXml" ds:itemID="{26259216-AD86-464A-AEAD-95B1F9E17392}">
   <ds:schemaRefs>
     <ds:schemaRef ds:uri="http://schemas.microsoft.com/office/2006/metadata/properties"/>
@@ -15717,23 +15861,4 @@
     <ds:schemaRef ds:uri="43a3ca16-9c26-4813-b83f-4aec9927b43f"/>
   </ds:schemaRefs>
 </ds:datastoreItem>
-</file>
-
-<file path=customXml/itemProps4.xml><?xml version="1.0" encoding="utf-8"?>
-<ds:datastoreItem xmlns:ds="http://schemas.openxmlformats.org/officeDocument/2006/customXml" ds:itemID="{0BC4A0A4-89EA-4C0C-9011-C1B351E892BC}">
-  <ds:schemaRefs>
-    <ds:schemaRef ds:uri="http://schemas.microsoft.com/office/2006/metadata/contentType"/>
-    <ds:schemaRef ds:uri="http://schemas.microsoft.com/office/2006/metadata/properties/metaAttributes"/>
-    <ds:schemaRef ds:uri="http://www.w3.org/2001/XMLSchema"/>
-    <ds:schemaRef ds:uri="http://schemas.microsoft.com/office/2006/metadata/properties"/>
-    <ds:schemaRef ds:uri="cb45339b-ced9-4d0d-8f64-77573914d53b"/>
-    <ds:schemaRef ds:uri="43a3ca16-9c26-4813-b83f-4aec9927b43f"/>
-    <ds:schemaRef ds:uri="http://schemas.microsoft.com/office/2006/documentManagement/types"/>
-    <ds:schemaRef ds:uri="http://schemas.microsoft.com/office/infopath/2007/PartnerControls"/>
-    <ds:schemaRef ds:uri="http://schemas.openxmlformats.org/package/2006/metadata/core-properties"/>
-    <ds:schemaRef ds:uri="http://purl.org/dc/elements/1.1/"/>
-    <ds:schemaRef ds:uri="http://purl.org/dc/terms/"/>
-    <ds:schemaRef ds:uri="http://schemas.microsoft.com/internal/obd"/>
-  </ds:schemaRefs>
-</ds:datastoreItem>
 </file>
--- a/fuentes/CF1_240201533_DU.docx
+++ b/fuentes/CF1_240201533_DU.docx
@@ -15614,10 +15614,6 @@
 </file>
 
 <file path=customXml/item1.xml><?xml version="1.0" encoding="utf-8"?>
-<b:Sources xmlns:b="http://schemas.openxmlformats.org/officeDocument/2006/bibliography" xmlns="http://schemas.openxmlformats.org/officeDocument/2006/bibliography" SelectedStyle="\APASixthEditionOfficeOnline.xsl" StyleName="APA" Version="6"/>
-</file>
-
-<file path=customXml/item2.xml><?xml version="1.0" encoding="utf-8"?>
 <?mso-contentType ?>
 <FormTemplates xmlns="http://schemas.microsoft.com/sharepoint/v3/contenttype/forms">
   <Display>DocumentLibraryForm</Display>
@@ -15626,7 +15622,22 @@
 </FormTemplates>
 </file>
 
+<file path=customXml/item2.xml><?xml version="1.0" encoding="utf-8"?>
+<b:Sources xmlns:b="http://schemas.openxmlformats.org/officeDocument/2006/bibliography" xmlns="http://schemas.openxmlformats.org/officeDocument/2006/bibliography" SelectedStyle="\APASixthEditionOfficeOnline.xsl" StyleName="APA" Version="6"/>
+</file>
+
 <file path=customXml/item3.xml><?xml version="1.0" encoding="utf-8"?>
+<p:properties xmlns:p="http://schemas.microsoft.com/office/2006/metadata/properties" xmlns:xsi="http://www.w3.org/2001/XMLSchema-instance" xmlns:pc="http://schemas.microsoft.com/office/infopath/2007/PartnerControls">
+  <documentManagement>
+    <TaxCatchAll xmlns="285d351f-f218-493a-825f-85a9dfbde315" xsi:nil="true"/>
+    <lcf76f155ced4ddcb4097134ff3c332f xmlns="55abea07-cd72-4a95-add0-1082a24cf9e9">
+      <Terms xmlns="http://schemas.microsoft.com/office/infopath/2007/PartnerControls"/>
+    </lcf76f155ced4ddcb4097134ff3c332f>
+  </documentManagement>
+</p:properties>
+</file>
+
+<file path=customXml/item4.xml><?xml version="1.0" encoding="utf-8"?>
 <ct:contentTypeSchema xmlns:ct="http://schemas.microsoft.com/office/2006/metadata/contentType" xmlns:ma="http://schemas.microsoft.com/office/2006/metadata/properties/metaAttributes" ct:_="" ma:_="" ma:contentTypeName="Documento" ma:contentTypeID="0x0101005D7421CBAB376F47AC1876466873BE0C" ma:contentTypeVersion="11" ma:contentTypeDescription="Crear nuevo documento." ma:contentTypeScope="" ma:versionID="3a1bba6d8728ce939bf9f95dae234b40">
   <xsd:schema xmlns:xsd="http://www.w3.org/2001/XMLSchema" xmlns:xs="http://www.w3.org/2001/XMLSchema" xmlns:p="http://schemas.microsoft.com/office/2006/metadata/properties" xmlns:ns2="55abea07-cd72-4a95-add0-1082a24cf9e9" xmlns:ns3="285d351f-f218-493a-825f-85a9dfbde315" targetNamespace="http://schemas.microsoft.com/office/2006/metadata/properties" ma:root="true" ma:fieldsID="a4f96e62c8f781ccc064189483c2e669" ns2:_="" ns3:_="">
     <xsd:import namespace="55abea07-cd72-4a95-add0-1082a24cf9e9"/>
@@ -15821,18 +15832,15 @@
 </ct:contentTypeSchema>
 </file>
 
-<file path=customXml/item4.xml><?xml version="1.0" encoding="utf-8"?>
-<p:properties xmlns:p="http://schemas.microsoft.com/office/2006/metadata/properties" xmlns:xsi="http://www.w3.org/2001/XMLSchema-instance" xmlns:pc="http://schemas.microsoft.com/office/infopath/2007/PartnerControls">
-  <documentManagement>
-    <TaxCatchAll xmlns="285d351f-f218-493a-825f-85a9dfbde315" xsi:nil="true"/>
-    <lcf76f155ced4ddcb4097134ff3c332f xmlns="55abea07-cd72-4a95-add0-1082a24cf9e9">
-      <Terms xmlns="http://schemas.microsoft.com/office/infopath/2007/PartnerControls"/>
-    </lcf76f155ced4ddcb4097134ff3c332f>
-  </documentManagement>
-</p:properties>
+<file path=customXml/itemProps1.xml><?xml version="1.0" encoding="utf-8"?>
+<ds:datastoreItem xmlns:ds="http://schemas.openxmlformats.org/officeDocument/2006/customXml" ds:itemID="{D00A4A46-BDBD-48AC-87B9-2BA42D9CC06F}">
+  <ds:schemaRefs>
+    <ds:schemaRef ds:uri="http://schemas.microsoft.com/sharepoint/v3/contenttype/forms"/>
+  </ds:schemaRefs>
+</ds:datastoreItem>
 </file>
 
-<file path=customXml/itemProps1.xml><?xml version="1.0" encoding="utf-8"?>
+<file path=customXml/itemProps2.xml><?xml version="1.0" encoding="utf-8"?>
 <ds:datastoreItem xmlns:ds="http://schemas.openxmlformats.org/officeDocument/2006/customXml" ds:itemID="{A9F2CEBA-C824-4C86-81A8-E32CBD0EB92D}">
   <ds:schemaRefs>
     <ds:schemaRef ds:uri="http://schemas.openxmlformats.org/officeDocument/2006/bibliography"/>
@@ -15840,19 +15848,7 @@
 </ds:datastoreItem>
 </file>
 
-<file path=customXml/itemProps2.xml><?xml version="1.0" encoding="utf-8"?>
-<ds:datastoreItem xmlns:ds="http://schemas.openxmlformats.org/officeDocument/2006/customXml" ds:itemID="{D00A4A46-BDBD-48AC-87B9-2BA42D9CC06F}">
-  <ds:schemaRefs>
-    <ds:schemaRef ds:uri="http://schemas.microsoft.com/sharepoint/v3/contenttype/forms"/>
-  </ds:schemaRefs>
-</ds:datastoreItem>
-</file>
-
 <file path=customXml/itemProps3.xml><?xml version="1.0" encoding="utf-8"?>
-<ds:datastoreItem xmlns:ds="http://schemas.openxmlformats.org/officeDocument/2006/customXml" ds:itemID="{BE94EBE4-63F9-4BE6-9C3B-B7A6D69429F9}"/>
-</file>
-
-<file path=customXml/itemProps4.xml><?xml version="1.0" encoding="utf-8"?>
 <ds:datastoreItem xmlns:ds="http://schemas.openxmlformats.org/officeDocument/2006/customXml" ds:itemID="{26259216-AD86-464A-AEAD-95B1F9E17392}">
   <ds:schemaRefs>
     <ds:schemaRef ds:uri="http://schemas.microsoft.com/office/2006/metadata/properties"/>
@@ -15861,4 +15857,8 @@
     <ds:schemaRef ds:uri="43a3ca16-9c26-4813-b83f-4aec9927b43f"/>
   </ds:schemaRefs>
 </ds:datastoreItem>
+</file>
+
+<file path=customXml/itemProps4.xml><?xml version="1.0" encoding="utf-8"?>
+<ds:datastoreItem xmlns:ds="http://schemas.openxmlformats.org/officeDocument/2006/customXml" ds:itemID="{4F241B02-A6C0-4E1C-8343-7CBAED81908D}"/>
 </file>